--- a/arb/docx/53.content.docx
+++ b/arb/docx/53.content.docx
@@ -32,23 +32,6 @@
     </w:p>
     <w:p>
       <w:pPr>
-        <w:pStyle w:val="Heading2"/>
-        <w:bidi/>
-      </w:pPr>
-      <w:r>
-        <w:rPr>
-          <w:lang w:val="ar_AE" w:bidi="ar_AE"/>
-        </w:rPr>
-        <w:t>License Information</w:t>
-      </w:r>
-      <w:r>
-        <w:rPr>
-          <w:lang w:val="ar_AE" w:bidi="ar_AE"/>
-        </w:rPr>
-      </w:r>
-    </w:p>
-    <w:p>
-      <w:pPr>
         <w:bidi/>
       </w:pPr>
       <w:r>
@@ -67,13 +50,7 @@
         <w:rPr>
           <w:lang w:val="ar_AE" w:bidi="ar_AE"/>
         </w:rPr>
-        <w:t xml:space="preserve"> (Arabic) is based on</w:t>
-      </w:r>
-      <w:r>
-        <w:rPr>
-          <w:lang w:val="ar_AE" w:bidi="ar_AE"/>
-        </w:rPr>
-        <w:t xml:space="preserve">: </w:t>
+        <w:t xml:space="preserve"> (Arabic) is based on: </w:t>
       </w:r>
       <w:r>
         <w:rPr>
@@ -200,21 +177,6 @@
         <w:pStyle w:val="Heading2"/>
         <w:bidi/>
       </w:pPr>
-      <w:r>
-        <w:rPr>
-          <w:lang w:val="ar_AE" w:bidi="ar_AE"/>
-        </w:rPr>
-      </w:r>
-    </w:p>
-    <w:p>
-      <w:pPr>
-        <w:bidi/>
-      </w:pPr>
-      <w:r>
-        <w:rPr>
-          <w:lang w:val="ar_AE" w:bidi="ar_AE"/>
-        </w:rPr>
-      </w:r>
       <w:r>
         <w:rPr>
           <w:lang w:val="ar_AE" w:bidi="ar_AE"/>

--- a/arb/docx/53.content.docx
+++ b/arb/docx/53.content.docx
@@ -9,6 +9,8 @@
       </w:pPr>
       <w:r>
         <w:rPr>
+          <w:rtl/>
+          <w:cs/>
           <w:lang w:val="ar_AE" w:bidi="ar_AE"/>
         </w:rPr>
       </w:r>
@@ -20,12 +22,16 @@
       </w:pPr>
       <w:r>
         <w:rPr>
+          <w:rtl/>
+          <w:cs/>
           <w:lang w:val="ar_AE" w:bidi="ar_AE"/>
         </w:rPr>
         <w:t>Resource: Arabic Van Dyck Bible</w:t>
       </w:r>
       <w:r>
         <w:rPr>
+          <w:rtl/>
+          <w:cs/>
           <w:lang w:val="ar_AE" w:bidi="ar_AE"/>
         </w:rPr>
       </w:r>
@@ -36,37 +42,33 @@
       </w:pPr>
       <w:r>
         <w:rPr>
+          <w:rtl/>
+          <w:cs/>
           <w:lang w:val="ar_AE" w:bidi="ar_AE"/>
         </w:rPr>
       </w:r>
       <w:r>
         <w:rPr>
           <w:b/>
+          <w:rtl/>
+          <w:cs/>
           <w:lang w:val="ar_AE" w:bidi="ar_AE"/>
         </w:rPr>
         <w:t>Arabic Van Dyck Bible</w:t>
       </w:r>
       <w:r>
         <w:rPr>
-          <w:lang w:val="ar_AE" w:bidi="ar_AE"/>
-        </w:rPr>
-        <w:t xml:space="preserve"> (Arabic) is based on: </w:t>
-      </w:r>
-      <w:r>
-        <w:rPr>
-          <w:lang w:val="ar_AE" w:bidi="ar_AE"/>
-        </w:rPr>
-        <w:t>Van Dyck Bible</w:t>
-      </w:r>
-      <w:r>
-        <w:rPr>
-          <w:lang w:val="ar_AE" w:bidi="ar_AE"/>
-        </w:rPr>
-        <w:t xml:space="preserve">, </w:t>
+          <w:rtl/>
+          <w:cs/>
+          <w:lang w:val="ar_AE" w:bidi="ar_AE"/>
+        </w:rPr>
+        <w:t xml:space="preserve"> © </w:t>
       </w:r>
       <w:hyperlink r:id="rId13">
         <w:r>
           <w:rPr>
+            <w:rtl/>
+            <w:cs/>
             <w:lang w:val="ar_AE" w:bidi="ar_AE"/>
           </w:rPr>
           <w:rPr>
@@ -78,13 +80,17 @@
       </w:hyperlink>
       <w:r>
         <w:rPr>
-          <w:lang w:val="ar_AE" w:bidi="ar_AE"/>
-        </w:rPr>
-        <w:t xml:space="preserve">, None, which is licensed under a </w:t>
+          <w:rtl/>
+          <w:cs/>
+          <w:lang w:val="ar_AE" w:bidi="ar_AE"/>
+        </w:rPr>
+        <w:t xml:space="preserve">, licensed under a </w:t>
       </w:r>
       <w:hyperlink r:id="rId14">
         <w:r>
           <w:rPr>
+            <w:rtl/>
+            <w:cs/>
             <w:lang w:val="ar_AE" w:bidi="ar_AE"/>
           </w:rPr>
           <w:rPr>
@@ -96,49 +102,36 @@
       </w:hyperlink>
       <w:r>
         <w:rPr>
+          <w:rtl/>
+          <w:cs/>
           <w:lang w:val="ar_AE" w:bidi="ar_AE"/>
         </w:rPr>
         <w:t>.</w:t>
       </w:r>
       <w:r>
         <w:rPr>
+          <w:rtl/>
+          <w:cs/>
+          <w:lang w:val="ar_AE" w:bidi="ar_AE"/>
+        </w:rPr>
+      </w:r>
+      <w:r>
+        <w:rPr>
+          <w:rtl/>
+          <w:cs/>
           <w:lang w:val="ar_AE" w:bidi="ar_AE"/>
         </w:rPr>
       </w:r>
     </w:p>
     <w:p>
       <w:pPr>
-        <w:bidi/>
-      </w:pPr>
-      <w:r>
-        <w:rPr>
-          <w:lang w:val="ar_AE" w:bidi="ar_AE"/>
-        </w:rPr>
-      </w:r>
-      <w:r>
-        <w:rPr>
-          <w:lang w:val="ar_AE" w:bidi="ar_AE"/>
-        </w:rPr>
-        <w:t>This PDF version is provided under the same license.</w:t>
-      </w:r>
-      <w:r>
-        <w:rPr>
-          <w:lang w:val="ar_AE" w:bidi="ar_AE"/>
-        </w:rPr>
-      </w:r>
-      <w:r>
-        <w:rPr>
-          <w:lang w:val="ar_AE" w:bidi="ar_AE"/>
-        </w:rPr>
-      </w:r>
-    </w:p>
-    <w:p>
-      <w:pPr>
         <w:pStyle w:val="Heading1"/>
         <w:bidi/>
       </w:pPr>
       <w:r>
         <w:rPr>
+          <w:rtl/>
+          <w:cs/>
           <w:lang w:val="ar_AE" w:bidi="ar_AE"/>
         </w:rPr>
         <w:t>Arabic Van Dyck Bible</w:t>
@@ -168,6 +161,8 @@
       </w:pPr>
       <w:r>
         <w:rPr>
+          <w:rtl/>
+          <w:cs/>
           <w:lang w:val="ar_AE" w:bidi="ar_AE"/>
         </w:rPr>
       </w:r>
@@ -179,6 +174,8 @@
       </w:pPr>
       <w:r>
         <w:rPr>
+          <w:rtl/>
+          <w:cs/>
           <w:lang w:val="ar_AE" w:bidi="ar_AE"/>
         </w:rPr>
       </w:r>
@@ -189,22 +186,30 @@
       </w:pPr>
       <w:r>
         <w:rPr>
-          <w:lang w:val="ar_AE" w:bidi="ar_AE"/>
-        </w:rPr>
-      </w:r>
-      <w:r>
-        <w:rPr>
+          <w:rtl/>
+          <w:cs/>
+          <w:lang w:val="ar_AE" w:bidi="ar_AE"/>
+        </w:rPr>
+      </w:r>
+      <w:r>
+        <w:rPr>
+          <w:rtl/>
+          <w:cs/>
           <w:lang w:val="ar_AE" w:bidi="ar_AE"/>
         </w:rPr>
         <w:t xml:space="preserve"> </w:t>
       </w:r>
       <w:r>
         <w:rPr>
-          <w:lang w:val="ar_AE" w:bidi="ar_AE"/>
-        </w:rPr>
-      </w:r>
-      <w:r>
-        <w:rPr>
+          <w:rtl/>
+          <w:cs/>
+          <w:lang w:val="ar_AE" w:bidi="ar_AE"/>
+        </w:rPr>
+      </w:r>
+      <w:r>
+        <w:rPr>
+          <w:rtl/>
+          <w:cs/>
           <w:lang w:val="ar_AE" w:bidi="ar_AE"/>
         </w:rPr>
       </w:r>
@@ -226,27 +231,390 @@
     </w:p>
     <w:p>
       <w:pPr>
+        <w:pStyle w:val="Heading2"/>
         <w:bidi/>
       </w:pPr>
       <w:r>
         <w:rPr>
+          <w:rtl/>
+          <w:cs/>
+          <w:lang w:val="ar_AE" w:bidi="ar_AE"/>
+        </w:rPr>
+        <w:t>2 Thessalonians 1:1</w:t>
+      </w:r>
+      <w:r>
+        <w:rPr>
+          <w:rtl/>
+          <w:cs/>
           <w:lang w:val="ar_AE" w:bidi="ar_AE"/>
         </w:rPr>
       </w:r>
     </w:p>
     <w:p>
       <w:pPr>
+        <w:bidi/>
+      </w:pPr>
+      <w:r>
+        <w:rPr>
+          <w:rtl/>
+          <w:cs/>
+          <w:lang w:val="ar_AE" w:bidi="ar_AE"/>
+        </w:rPr>
+      </w:r>
+      <w:r>
+        <w:rPr>
+          <w:vertAlign w:val="superscript"/>
+          <w:rtl/>
+          <w:cs/>
+          <w:lang w:val="ar_AE" w:bidi="ar_AE"/>
+        </w:rPr>
+        <w:t>1</w:t>
+      </w:r>
+      <w:r>
+        <w:rPr>
+          <w:rtl/>
+          <w:cs/>
+          <w:lang w:val="ar_AE" w:bidi="ar_AE"/>
+        </w:rPr>
+        <w:t xml:space="preserve"> بُولُسُ وَسِلْوَانُسُ وَتِيمُوثَاوُسُ، إِلَى كَنِيسَةِ ٱلتَّسَالُونِيكِيِّينَ، فِي ٱللهِ أَبِينَا وَٱلرَّبِّ يَسُوعَ ٱلْمَسِيحِ:</w:t>
+      </w:r>
+    </w:p>
+    <w:p>
+      <w:pPr>
+        <w:bidi/>
+      </w:pPr>
+      <w:r>
+        <w:rPr>
+          <w:rtl/>
+          <w:cs/>
+          <w:lang w:val="ar_AE" w:bidi="ar_AE"/>
+        </w:rPr>
+      </w:r>
+      <w:r>
+        <w:rPr>
+          <w:vertAlign w:val="superscript"/>
+          <w:rtl/>
+          <w:cs/>
+          <w:lang w:val="ar_AE" w:bidi="ar_AE"/>
+        </w:rPr>
+        <w:t>2</w:t>
+      </w:r>
+      <w:r>
+        <w:rPr>
+          <w:rtl/>
+          <w:cs/>
+          <w:lang w:val="ar_AE" w:bidi="ar_AE"/>
+        </w:rPr>
+        <w:t xml:space="preserve"> نِعْمَةٌ لَكُمْ وَسَلَامٌ مِنَ ٱللهِ أَبِينَا وَٱلرَّبِّ يَسُوعَ ٱلْمَسِيحِ.</w:t>
+      </w:r>
+    </w:p>
+    <w:p>
+      <w:pPr>
+        <w:bidi/>
+      </w:pPr>
+      <w:r>
+        <w:rPr>
+          <w:rtl/>
+          <w:cs/>
+          <w:lang w:val="ar_AE" w:bidi="ar_AE"/>
+        </w:rPr>
+      </w:r>
+      <w:r>
+        <w:rPr>
+          <w:vertAlign w:val="superscript"/>
+          <w:rtl/>
+          <w:cs/>
+          <w:lang w:val="ar_AE" w:bidi="ar_AE"/>
+        </w:rPr>
+        <w:t>3</w:t>
+      </w:r>
+      <w:r>
+        <w:rPr>
+          <w:rtl/>
+          <w:cs/>
+          <w:lang w:val="ar_AE" w:bidi="ar_AE"/>
+        </w:rPr>
+        <w:t xml:space="preserve"> يَنْبَغِي لَنَا أَنْ نَشْكُرَ ٱللهَ كُلَّ حِينٍ مِنْ جِهَتِكُمْ أَيُّهَا ٱلْإِخْوَةُ كَمَا يَحِقُّ، لِأَنَّ إِيمَانَكُمْ يَنْمُو كَثِيرًا، وَمَحَبَّةُ كُلِّ وَاحِدٍ مِنْكُمْ جَمِيعًا بَعْضِكُمْ لِبَعْضٍ تَزْدَادُ،</w:t>
+      </w:r>
+    </w:p>
+    <w:p>
+      <w:pPr>
+        <w:bidi/>
+      </w:pPr>
+      <w:r>
+        <w:rPr>
+          <w:rtl/>
+          <w:cs/>
+          <w:lang w:val="ar_AE" w:bidi="ar_AE"/>
+        </w:rPr>
+      </w:r>
+      <w:r>
+        <w:rPr>
+          <w:vertAlign w:val="superscript"/>
+          <w:rtl/>
+          <w:cs/>
+          <w:lang w:val="ar_AE" w:bidi="ar_AE"/>
+        </w:rPr>
+        <w:t>4</w:t>
+      </w:r>
+      <w:r>
+        <w:rPr>
+          <w:rtl/>
+          <w:cs/>
+          <w:lang w:val="ar_AE" w:bidi="ar_AE"/>
+        </w:rPr>
+        <w:t xml:space="preserve"> حَتَّى إِنَّنَا نَحْنُ أَنْفُسَنَا نَفْتَخِرُ بِكُمْ فِي كَنَائِسِ ٱللهِ، مِنْ أَجْلِ صَبْرِكُمْ وَإِيمَانِكُمْ فِي جَمِيعِ ٱضْطِهَادَاتِكُمْ وَٱلضِّيقَاتِ ٱلَّتِي تَحْتَمِلُونَهَا،</w:t>
+      </w:r>
+    </w:p>
+    <w:p>
+      <w:pPr>
+        <w:bidi/>
+      </w:pPr>
+      <w:r>
+        <w:rPr>
+          <w:rtl/>
+          <w:cs/>
+          <w:lang w:val="ar_AE" w:bidi="ar_AE"/>
+        </w:rPr>
+      </w:r>
+      <w:r>
+        <w:rPr>
+          <w:vertAlign w:val="superscript"/>
+          <w:rtl/>
+          <w:cs/>
+          <w:lang w:val="ar_AE" w:bidi="ar_AE"/>
+        </w:rPr>
+        <w:t>5</w:t>
+      </w:r>
+      <w:r>
+        <w:rPr>
+          <w:rtl/>
+          <w:cs/>
+          <w:lang w:val="ar_AE" w:bidi="ar_AE"/>
+        </w:rPr>
+        <w:t xml:space="preserve"> بَيِّنَةً عَلَى قَضَاءِ ٱللهِ ٱلْعَادِلِ، أَنَّكُمْ تُؤَهَّلُونَ لِمَلَكُوتِ ٱللهِ ٱلَّذِي لِأَجْلِهِ تَتَأَلَّمُونَ أَيْضًا.</w:t>
+      </w:r>
+    </w:p>
+    <w:p>
+      <w:pPr>
+        <w:bidi/>
+      </w:pPr>
+      <w:r>
+        <w:rPr>
+          <w:rtl/>
+          <w:cs/>
+          <w:lang w:val="ar_AE" w:bidi="ar_AE"/>
+        </w:rPr>
+      </w:r>
+      <w:r>
+        <w:rPr>
+          <w:vertAlign w:val="superscript"/>
+          <w:rtl/>
+          <w:cs/>
+          <w:lang w:val="ar_AE" w:bidi="ar_AE"/>
+        </w:rPr>
+        <w:t>6</w:t>
+      </w:r>
+      <w:r>
+        <w:rPr>
+          <w:rtl/>
+          <w:cs/>
+          <w:lang w:val="ar_AE" w:bidi="ar_AE"/>
+        </w:rPr>
+        <w:t xml:space="preserve"> إِذْ هُوَ عَادِلٌ عِنْدَ ٱللهِ أَنَّ ٱلَّذِينَ يُضَايِقُونَكُمْ يُجَازِيهِمْ ضِيقًا،</w:t>
+      </w:r>
+    </w:p>
+    <w:p>
+      <w:pPr>
+        <w:bidi/>
+      </w:pPr>
+      <w:r>
+        <w:rPr>
+          <w:rtl/>
+          <w:cs/>
+          <w:lang w:val="ar_AE" w:bidi="ar_AE"/>
+        </w:rPr>
+      </w:r>
+      <w:r>
+        <w:rPr>
+          <w:vertAlign w:val="superscript"/>
+          <w:rtl/>
+          <w:cs/>
+          <w:lang w:val="ar_AE" w:bidi="ar_AE"/>
+        </w:rPr>
+        <w:t>7</w:t>
+      </w:r>
+      <w:r>
+        <w:rPr>
+          <w:rtl/>
+          <w:cs/>
+          <w:lang w:val="ar_AE" w:bidi="ar_AE"/>
+        </w:rPr>
+        <w:t xml:space="preserve"> وَإِيَّاكُمُ ٱلَّذِينَ تَتَضَايَقُونَ رَاحَةً مَعَنَا، عِنْدَ ٱسْتِعْلَانِ ٱلرَّبِّ يَسُوعَ مِنَ ٱلسَّمَاءِ مَعَ مَلَائِكَةِ قُوَّتِهِ،</w:t>
+      </w:r>
+    </w:p>
+    <w:p>
+      <w:pPr>
+        <w:bidi/>
+      </w:pPr>
+      <w:r>
+        <w:rPr>
+          <w:rtl/>
+          <w:cs/>
+          <w:lang w:val="ar_AE" w:bidi="ar_AE"/>
+        </w:rPr>
+      </w:r>
+      <w:r>
+        <w:rPr>
+          <w:vertAlign w:val="superscript"/>
+          <w:rtl/>
+          <w:cs/>
+          <w:lang w:val="ar_AE" w:bidi="ar_AE"/>
+        </w:rPr>
+        <w:t>8</w:t>
+      </w:r>
+      <w:r>
+        <w:rPr>
+          <w:rtl/>
+          <w:cs/>
+          <w:lang w:val="ar_AE" w:bidi="ar_AE"/>
+        </w:rPr>
+        <w:t xml:space="preserve"> فِي نَارِ لَهِيبٍ، مُعْطِيًا نَقْمَةً لِلَّذِينَ لَا يَعْرِفُونَ ٱللهَ، وَٱلَّذِينَ لَا يُطِيعُونَ إِنْجِيلَ رَبِّنَا يَسُوعَ ٱلْمَسِيحِ،</w:t>
+      </w:r>
+    </w:p>
+    <w:p>
+      <w:pPr>
+        <w:bidi/>
+      </w:pPr>
+      <w:r>
+        <w:rPr>
+          <w:rtl/>
+          <w:cs/>
+          <w:lang w:val="ar_AE" w:bidi="ar_AE"/>
+        </w:rPr>
+      </w:r>
+      <w:r>
+        <w:rPr>
+          <w:vertAlign w:val="superscript"/>
+          <w:rtl/>
+          <w:cs/>
+          <w:lang w:val="ar_AE" w:bidi="ar_AE"/>
+        </w:rPr>
+        <w:t>9</w:t>
+      </w:r>
+      <w:r>
+        <w:rPr>
+          <w:rtl/>
+          <w:cs/>
+          <w:lang w:val="ar_AE" w:bidi="ar_AE"/>
+        </w:rPr>
+        <w:t xml:space="preserve"> ٱلَّذِينَ سَيُعَاقَبُونَ بِهَلَاكٍ أَبَدِيٍّ مِنْ وَجْهِ ٱلرَّبِّ وَمِنْ مَجْدِ قُوَّتِهِ،</w:t>
+      </w:r>
+    </w:p>
+    <w:p>
+      <w:pPr>
+        <w:bidi/>
+      </w:pPr>
+      <w:r>
+        <w:rPr>
+          <w:rtl/>
+          <w:cs/>
+          <w:lang w:val="ar_AE" w:bidi="ar_AE"/>
+        </w:rPr>
+      </w:r>
+      <w:r>
+        <w:rPr>
+          <w:vertAlign w:val="superscript"/>
+          <w:rtl/>
+          <w:cs/>
+          <w:lang w:val="ar_AE" w:bidi="ar_AE"/>
+        </w:rPr>
+        <w:t>10</w:t>
+      </w:r>
+      <w:r>
+        <w:rPr>
+          <w:rtl/>
+          <w:cs/>
+          <w:lang w:val="ar_AE" w:bidi="ar_AE"/>
+        </w:rPr>
+        <w:t xml:space="preserve"> مَتَى جَاءَ لِيَتَمَجَّدَ فِي قِدِّيسِيهِ وَيُتَعَجَّبَ مِنْهُ فِي جَمِيعِ ٱلْمُؤْمِنِينَ. لِأَنَّ شَهَادَتَنَا عِنْدَكُمْ صُدِّقَتْ فِي ذَلِكَ ٱلْيَوْمِ.</w:t>
+      </w:r>
+    </w:p>
+    <w:p>
+      <w:pPr>
+        <w:bidi/>
+      </w:pPr>
+      <w:r>
+        <w:rPr>
+          <w:rtl/>
+          <w:cs/>
+          <w:lang w:val="ar_AE" w:bidi="ar_AE"/>
+        </w:rPr>
+      </w:r>
+      <w:r>
+        <w:rPr>
+          <w:vertAlign w:val="superscript"/>
+          <w:rtl/>
+          <w:cs/>
+          <w:lang w:val="ar_AE" w:bidi="ar_AE"/>
+        </w:rPr>
+        <w:t>11</w:t>
+      </w:r>
+      <w:r>
+        <w:rPr>
+          <w:rtl/>
+          <w:cs/>
+          <w:lang w:val="ar_AE" w:bidi="ar_AE"/>
+        </w:rPr>
+        <w:t xml:space="preserve"> ٱلْأَمْرُ ٱلَّذِي لِأَجْلِهِ نُصَلِّي أَيْضًا كُلَّ حِينٍ مِنْ جِهَتِكُمْ: أَنْ يُؤَهِّلَكُمْ إِلَهُنَا لِلدَّعْوَةِ، وَيُكَمِّلَ كُلَّ مَسَرَّةِ ٱلصَّلَاحِ وَعَمَلَ ٱلْإِيمَانِ بِقُوَّةٍ،</w:t>
+      </w:r>
+    </w:p>
+    <w:p>
+      <w:pPr>
+        <w:bidi/>
+      </w:pPr>
+      <w:r>
+        <w:rPr>
+          <w:rtl/>
+          <w:cs/>
+          <w:lang w:val="ar_AE" w:bidi="ar_AE"/>
+        </w:rPr>
+      </w:r>
+      <w:r>
+        <w:rPr>
+          <w:vertAlign w:val="superscript"/>
+          <w:rtl/>
+          <w:cs/>
+          <w:lang w:val="ar_AE" w:bidi="ar_AE"/>
+        </w:rPr>
+        <w:t>12</w:t>
+      </w:r>
+      <w:r>
+        <w:rPr>
+          <w:rtl/>
+          <w:cs/>
+          <w:lang w:val="ar_AE" w:bidi="ar_AE"/>
+        </w:rPr>
+        <w:t xml:space="preserve"> لِكَيْ يَتَمَجَّدَ ٱسْمُ رَبِّنَا يَسُوعَ ٱلْمَسِيحِ فِيكُمْ، وَأَنْتُمْ فِيهِ، بِنِعْمَةِ إِلَهِنَا وَٱلرَّبِّ يَسُوعَ ٱلْمَسِيحِ.</w:t>
+      </w:r>
+    </w:p>
+    <w:p>
+      <w:pPr>
         <w:pStyle w:val="Heading2"/>
         <w:bidi/>
       </w:pPr>
       <w:r>
         <w:rPr>
-          <w:lang w:val="ar_AE" w:bidi="ar_AE"/>
-        </w:rPr>
-        <w:t>2 Thessalonians 1:1</w:t>
-      </w:r>
-      <w:r>
-        <w:rPr>
+          <w:rtl/>
+          <w:cs/>
+          <w:lang w:val="ar_AE" w:bidi="ar_AE"/>
+        </w:rPr>
+        <w:t>2 Thessalonians 2:1</w:t>
+      </w:r>
+      <w:r>
+        <w:rPr>
+          <w:rtl/>
+          <w:cs/>
           <w:lang w:val="ar_AE" w:bidi="ar_AE"/>
         </w:rPr>
       </w:r>
@@ -257,31 +625,27 @@
       </w:pPr>
       <w:r>
         <w:rPr>
+          <w:rtl/>
+          <w:cs/>
           <w:lang w:val="ar_AE" w:bidi="ar_AE"/>
         </w:rPr>
       </w:r>
       <w:r>
         <w:rPr>
           <w:vertAlign w:val="superscript"/>
+          <w:rtl/>
+          <w:cs/>
           <w:lang w:val="ar_AE" w:bidi="ar_AE"/>
         </w:rPr>
         <w:t>1</w:t>
       </w:r>
       <w:r>
         <w:rPr>
-          <w:lang w:val="ar_AE" w:bidi="ar_AE"/>
-        </w:rPr>
-        <w:t xml:space="preserve"> بُولُسُ وَسِلْوَانُسُ وَتِيمُوثَاوُسُ، إِلَى كَنِيسَةِ ٱلتَّسَالُونِيكِيِّينَ، فِي ٱللهِ أَبِينَا وَٱلرَّبِّ يَسُوعَ ٱلْمَسِيحِ:</w:t>
-      </w:r>
-      <w:r>
-        <w:rPr>
-          <w:lang w:val="ar_AE" w:bidi="ar_AE"/>
-        </w:rPr>
-      </w:r>
-      <w:r>
-        <w:rPr>
-          <w:lang w:val="ar_AE" w:bidi="ar_AE"/>
-        </w:rPr>
+          <w:rtl/>
+          <w:cs/>
+          <w:lang w:val="ar_AE" w:bidi="ar_AE"/>
+        </w:rPr>
+        <w:t xml:space="preserve"> ثُمَّ نَسْأَلُكُمْ أَيُّهَا ٱلْإِخْوَةُ مِنْ جِهَةِ مَجِيءِ رَبِّنَا يَسُوعَ ٱلْمَسِيحِ وَٱجْتِمَاعِنَا إِلَيْهِ،</w:t>
       </w:r>
     </w:p>
     <w:p>
@@ -290,8 +654,27 @@
       </w:pPr>
       <w:r>
         <w:rPr>
-          <w:lang w:val="ar_AE" w:bidi="ar_AE"/>
-        </w:rPr>
+          <w:rtl/>
+          <w:cs/>
+          <w:lang w:val="ar_AE" w:bidi="ar_AE"/>
+        </w:rPr>
+      </w:r>
+      <w:r>
+        <w:rPr>
+          <w:vertAlign w:val="superscript"/>
+          <w:rtl/>
+          <w:cs/>
+          <w:lang w:val="ar_AE" w:bidi="ar_AE"/>
+        </w:rPr>
+        <w:t>2</w:t>
+      </w:r>
+      <w:r>
+        <w:rPr>
+          <w:rtl/>
+          <w:cs/>
+          <w:lang w:val="ar_AE" w:bidi="ar_AE"/>
+        </w:rPr>
+        <w:t xml:space="preserve"> أَنْ لَا تَتَزَعْزَعُوا سَرِيعًا عَنْ ذِهْنِكُمْ، وَلَا تَرْتَاعُوا، لَا بِرُوحٍ وَلَا بِكَلِمَةٍ وَلَا بِرِسَالَةٍ كَأَنَّهَا مِنَّا: أَيْ أَنَّ يَوْمَ ٱلْمَسِيحِ قَدْ حَضَرَ.</w:t>
       </w:r>
     </w:p>
     <w:p>
@@ -300,31 +683,27 @@
       </w:pPr>
       <w:r>
         <w:rPr>
+          <w:rtl/>
+          <w:cs/>
           <w:lang w:val="ar_AE" w:bidi="ar_AE"/>
         </w:rPr>
       </w:r>
       <w:r>
         <w:rPr>
           <w:vertAlign w:val="superscript"/>
-          <w:lang w:val="ar_AE" w:bidi="ar_AE"/>
-        </w:rPr>
-        <w:t>2</w:t>
-      </w:r>
-      <w:r>
-        <w:rPr>
-          <w:lang w:val="ar_AE" w:bidi="ar_AE"/>
-        </w:rPr>
-        <w:t xml:space="preserve"> نِعْمَةٌ لَكُمْ وَسَلَامٌ مِنَ ٱللهِ أَبِينَا وَٱلرَّبِّ يَسُوعَ ٱلْمَسِيحِ.</w:t>
-      </w:r>
-      <w:r>
-        <w:rPr>
-          <w:lang w:val="ar_AE" w:bidi="ar_AE"/>
-        </w:rPr>
-      </w:r>
-      <w:r>
-        <w:rPr>
-          <w:lang w:val="ar_AE" w:bidi="ar_AE"/>
-        </w:rPr>
+          <w:rtl/>
+          <w:cs/>
+          <w:lang w:val="ar_AE" w:bidi="ar_AE"/>
+        </w:rPr>
+        <w:t>3</w:t>
+      </w:r>
+      <w:r>
+        <w:rPr>
+          <w:rtl/>
+          <w:cs/>
+          <w:lang w:val="ar_AE" w:bidi="ar_AE"/>
+        </w:rPr>
+        <w:t xml:space="preserve"> لَا يَخْدَعَنَّكُمْ أَحَدٌ عَلَى طَرِيقَةٍ مَا، لِأَنَّهُ لَا يَأْتِي إِنْ لَمْ يَأْتِ ٱلِٱرْتِدَادُ أَوَّلًا، وَيُسْتَعْلَنْ إِنْسَانُ ٱلْخَطِيَّةِ، ٱبْنُ ٱلْهَلَاكِ،</w:t>
       </w:r>
     </w:p>
     <w:p>
@@ -333,8 +712,27 @@
       </w:pPr>
       <w:r>
         <w:rPr>
-          <w:lang w:val="ar_AE" w:bidi="ar_AE"/>
-        </w:rPr>
+          <w:rtl/>
+          <w:cs/>
+          <w:lang w:val="ar_AE" w:bidi="ar_AE"/>
+        </w:rPr>
+      </w:r>
+      <w:r>
+        <w:rPr>
+          <w:vertAlign w:val="superscript"/>
+          <w:rtl/>
+          <w:cs/>
+          <w:lang w:val="ar_AE" w:bidi="ar_AE"/>
+        </w:rPr>
+        <w:t>4</w:t>
+      </w:r>
+      <w:r>
+        <w:rPr>
+          <w:rtl/>
+          <w:cs/>
+          <w:lang w:val="ar_AE" w:bidi="ar_AE"/>
+        </w:rPr>
+        <w:t xml:space="preserve"> ٱلْمُقَاوِمُ وَٱلْمُرْتَفِعُ عَلَى كُلِّ مَا يُدْعَى إِلَهًا أَوْ مَعْبُودًا، حَتَّى إِنَّهُ يَجْلِسُ فِي هَيْكَلِ ٱللهِ كَإِلَهٍ، مُظْهِرًا نَفْسَهُ أَنَّهُ إِلَهٌ.</w:t>
       </w:r>
     </w:p>
     <w:p>
@@ -343,31 +741,27 @@
       </w:pPr>
       <w:r>
         <w:rPr>
+          <w:rtl/>
+          <w:cs/>
           <w:lang w:val="ar_AE" w:bidi="ar_AE"/>
         </w:rPr>
       </w:r>
       <w:r>
         <w:rPr>
           <w:vertAlign w:val="superscript"/>
-          <w:lang w:val="ar_AE" w:bidi="ar_AE"/>
-        </w:rPr>
-        <w:t>3</w:t>
-      </w:r>
-      <w:r>
-        <w:rPr>
-          <w:lang w:val="ar_AE" w:bidi="ar_AE"/>
-        </w:rPr>
-        <w:t xml:space="preserve"> يَنْبَغِي لَنَا أَنْ نَشْكُرَ ٱللهَ كُلَّ حِينٍ مِنْ جِهَتِكُمْ أَيُّهَا ٱلْإِخْوَةُ كَمَا يَحِقُّ، لِأَنَّ إِيمَانَكُمْ يَنْمُو كَثِيرًا، وَمَحَبَّةُ كُلِّ وَاحِدٍ مِنْكُمْ جَمِيعًا بَعْضِكُمْ لِبَعْضٍ تَزْدَادُ،</w:t>
-      </w:r>
-      <w:r>
-        <w:rPr>
-          <w:lang w:val="ar_AE" w:bidi="ar_AE"/>
-        </w:rPr>
-      </w:r>
-      <w:r>
-        <w:rPr>
-          <w:lang w:val="ar_AE" w:bidi="ar_AE"/>
-        </w:rPr>
+          <w:rtl/>
+          <w:cs/>
+          <w:lang w:val="ar_AE" w:bidi="ar_AE"/>
+        </w:rPr>
+        <w:t>5</w:t>
+      </w:r>
+      <w:r>
+        <w:rPr>
+          <w:rtl/>
+          <w:cs/>
+          <w:lang w:val="ar_AE" w:bidi="ar_AE"/>
+        </w:rPr>
+        <w:t xml:space="preserve"> أَمَا تَذْكُرُونَ أَنِّي وَأَنَا بَعْدُ عِنْدَكُمْ، كُنْتُ أَقُولُ لَكُمْ هَذَا؟</w:t>
       </w:r>
     </w:p>
     <w:p>
@@ -376,8 +770,27 @@
       </w:pPr>
       <w:r>
         <w:rPr>
-          <w:lang w:val="ar_AE" w:bidi="ar_AE"/>
-        </w:rPr>
+          <w:rtl/>
+          <w:cs/>
+          <w:lang w:val="ar_AE" w:bidi="ar_AE"/>
+        </w:rPr>
+      </w:r>
+      <w:r>
+        <w:rPr>
+          <w:vertAlign w:val="superscript"/>
+          <w:rtl/>
+          <w:cs/>
+          <w:lang w:val="ar_AE" w:bidi="ar_AE"/>
+        </w:rPr>
+        <w:t>6</w:t>
+      </w:r>
+      <w:r>
+        <w:rPr>
+          <w:rtl/>
+          <w:cs/>
+          <w:lang w:val="ar_AE" w:bidi="ar_AE"/>
+        </w:rPr>
+        <w:t xml:space="preserve"> وَٱلْآنَ تَعْلَمُونَ مَا يَحْجِزُ حَتَّى يُسْتَعْلَنَ فِي وَقْتِهِ.</w:t>
       </w:r>
     </w:p>
     <w:p>
@@ -386,31 +799,27 @@
       </w:pPr>
       <w:r>
         <w:rPr>
+          <w:rtl/>
+          <w:cs/>
           <w:lang w:val="ar_AE" w:bidi="ar_AE"/>
         </w:rPr>
       </w:r>
       <w:r>
         <w:rPr>
           <w:vertAlign w:val="superscript"/>
-          <w:lang w:val="ar_AE" w:bidi="ar_AE"/>
-        </w:rPr>
-        <w:t>4</w:t>
-      </w:r>
-      <w:r>
-        <w:rPr>
-          <w:lang w:val="ar_AE" w:bidi="ar_AE"/>
-        </w:rPr>
-        <w:t xml:space="preserve"> حَتَّى إِنَّنَا نَحْنُ أَنْفُسَنَا نَفْتَخِرُ بِكُمْ فِي كَنَائِسِ ٱللهِ، مِنْ أَجْلِ صَبْرِكُمْ وَإِيمَانِكُمْ فِي جَمِيعِ ٱضْطِهَادَاتِكُمْ وَٱلضِّيقَاتِ ٱلَّتِي تَحْتَمِلُونَهَا،</w:t>
-      </w:r>
-      <w:r>
-        <w:rPr>
-          <w:lang w:val="ar_AE" w:bidi="ar_AE"/>
-        </w:rPr>
-      </w:r>
-      <w:r>
-        <w:rPr>
-          <w:lang w:val="ar_AE" w:bidi="ar_AE"/>
-        </w:rPr>
+          <w:rtl/>
+          <w:cs/>
+          <w:lang w:val="ar_AE" w:bidi="ar_AE"/>
+        </w:rPr>
+        <w:t>7</w:t>
+      </w:r>
+      <w:r>
+        <w:rPr>
+          <w:rtl/>
+          <w:cs/>
+          <w:lang w:val="ar_AE" w:bidi="ar_AE"/>
+        </w:rPr>
+        <w:t xml:space="preserve"> لِأَنَّ سِرَّ ٱلْإِثْمِ ٱلْآنَ يَعْمَلُ فَقَطْ، إِلَى أَنْ يُرْفَعَ مِنَ ٱلْوَسَطِ ٱلَّذِي يَحْجِزُ ٱلْآنَ،</w:t>
       </w:r>
     </w:p>
     <w:p>
@@ -419,8 +828,27 @@
       </w:pPr>
       <w:r>
         <w:rPr>
-          <w:lang w:val="ar_AE" w:bidi="ar_AE"/>
-        </w:rPr>
+          <w:rtl/>
+          <w:cs/>
+          <w:lang w:val="ar_AE" w:bidi="ar_AE"/>
+        </w:rPr>
+      </w:r>
+      <w:r>
+        <w:rPr>
+          <w:vertAlign w:val="superscript"/>
+          <w:rtl/>
+          <w:cs/>
+          <w:lang w:val="ar_AE" w:bidi="ar_AE"/>
+        </w:rPr>
+        <w:t>8</w:t>
+      </w:r>
+      <w:r>
+        <w:rPr>
+          <w:rtl/>
+          <w:cs/>
+          <w:lang w:val="ar_AE" w:bidi="ar_AE"/>
+        </w:rPr>
+        <w:t xml:space="preserve"> وَحِينَئِذٍ سَيُسْتَعْلَنُ ٱلْأَثِيمُ، ٱلَّذِي ٱلرَّبُّ يُبِيدُهُ بِنَفْخَةِ فَمِهِ، وَيُبْطِلُهُ بِظُهُورِ مَجِيئِهِ.</w:t>
       </w:r>
     </w:p>
     <w:p>
@@ -429,31 +857,27 @@
       </w:pPr>
       <w:r>
         <w:rPr>
+          <w:rtl/>
+          <w:cs/>
           <w:lang w:val="ar_AE" w:bidi="ar_AE"/>
         </w:rPr>
       </w:r>
       <w:r>
         <w:rPr>
           <w:vertAlign w:val="superscript"/>
-          <w:lang w:val="ar_AE" w:bidi="ar_AE"/>
-        </w:rPr>
-        <w:t>5</w:t>
-      </w:r>
-      <w:r>
-        <w:rPr>
-          <w:lang w:val="ar_AE" w:bidi="ar_AE"/>
-        </w:rPr>
-        <w:t xml:space="preserve"> بَيِّنَةً عَلَى قَضَاءِ ٱللهِ ٱلْعَادِلِ، أَنَّكُمْ تُؤَهَّلُونَ لِمَلَكُوتِ ٱللهِ ٱلَّذِي لِأَجْلِهِ تَتَأَلَّمُونَ أَيْضًا.</w:t>
-      </w:r>
-      <w:r>
-        <w:rPr>
-          <w:lang w:val="ar_AE" w:bidi="ar_AE"/>
-        </w:rPr>
-      </w:r>
-      <w:r>
-        <w:rPr>
-          <w:lang w:val="ar_AE" w:bidi="ar_AE"/>
-        </w:rPr>
+          <w:rtl/>
+          <w:cs/>
+          <w:lang w:val="ar_AE" w:bidi="ar_AE"/>
+        </w:rPr>
+        <w:t>9</w:t>
+      </w:r>
+      <w:r>
+        <w:rPr>
+          <w:rtl/>
+          <w:cs/>
+          <w:lang w:val="ar_AE" w:bidi="ar_AE"/>
+        </w:rPr>
+        <w:t xml:space="preserve"> ٱلَّذِي مَجِيئُهُ بِعَمَلِ ٱلشَّيْطَانِ، بِكُلِّ قُوَّةٍ، وَبِآيَاتٍ وَعَجَائِبَ كَاذِبَةٍ،</w:t>
       </w:r>
     </w:p>
     <w:p>
@@ -462,8 +886,27 @@
       </w:pPr>
       <w:r>
         <w:rPr>
-          <w:lang w:val="ar_AE" w:bidi="ar_AE"/>
-        </w:rPr>
+          <w:rtl/>
+          <w:cs/>
+          <w:lang w:val="ar_AE" w:bidi="ar_AE"/>
+        </w:rPr>
+      </w:r>
+      <w:r>
+        <w:rPr>
+          <w:vertAlign w:val="superscript"/>
+          <w:rtl/>
+          <w:cs/>
+          <w:lang w:val="ar_AE" w:bidi="ar_AE"/>
+        </w:rPr>
+        <w:t>10</w:t>
+      </w:r>
+      <w:r>
+        <w:rPr>
+          <w:rtl/>
+          <w:cs/>
+          <w:lang w:val="ar_AE" w:bidi="ar_AE"/>
+        </w:rPr>
+        <w:t xml:space="preserve"> وَبِكُلِّ خَدِيعَةِ ٱلْإِثْمِ، فِي ٱلْهَالِكِينَ، لِأَنَّهُمْ لَمْ يَقْبَلُوا مَحَبَّةَ ٱلْحَقِّ حَتَّى يَخْلُصُوا.</w:t>
       </w:r>
     </w:p>
     <w:p>
@@ -472,31 +915,27 @@
       </w:pPr>
       <w:r>
         <w:rPr>
+          <w:rtl/>
+          <w:cs/>
           <w:lang w:val="ar_AE" w:bidi="ar_AE"/>
         </w:rPr>
       </w:r>
       <w:r>
         <w:rPr>
           <w:vertAlign w:val="superscript"/>
-          <w:lang w:val="ar_AE" w:bidi="ar_AE"/>
-        </w:rPr>
-        <w:t>6</w:t>
-      </w:r>
-      <w:r>
-        <w:rPr>
-          <w:lang w:val="ar_AE" w:bidi="ar_AE"/>
-        </w:rPr>
-        <w:t xml:space="preserve"> إِذْ هُوَ عَادِلٌ عِنْدَ ٱللهِ أَنَّ ٱلَّذِينَ يُضَايِقُونَكُمْ يُجَازِيهِمْ ضِيقًا،</w:t>
-      </w:r>
-      <w:r>
-        <w:rPr>
-          <w:lang w:val="ar_AE" w:bidi="ar_AE"/>
-        </w:rPr>
-      </w:r>
-      <w:r>
-        <w:rPr>
-          <w:lang w:val="ar_AE" w:bidi="ar_AE"/>
-        </w:rPr>
+          <w:rtl/>
+          <w:cs/>
+          <w:lang w:val="ar_AE" w:bidi="ar_AE"/>
+        </w:rPr>
+        <w:t>11</w:t>
+      </w:r>
+      <w:r>
+        <w:rPr>
+          <w:rtl/>
+          <w:cs/>
+          <w:lang w:val="ar_AE" w:bidi="ar_AE"/>
+        </w:rPr>
+        <w:t xml:space="preserve"> وَلِأَجْلِ هَذَا سَيُرْسِلُ إِلَيْهِمُ ٱللهُ عَمَلَ ٱلضَّلَالِ، حَتَّى يُصَدِّقُوا ٱلْكَذِبَ،</w:t>
       </w:r>
     </w:p>
     <w:p>
@@ -505,8 +944,27 @@
       </w:pPr>
       <w:r>
         <w:rPr>
-          <w:lang w:val="ar_AE" w:bidi="ar_AE"/>
-        </w:rPr>
+          <w:rtl/>
+          <w:cs/>
+          <w:lang w:val="ar_AE" w:bidi="ar_AE"/>
+        </w:rPr>
+      </w:r>
+      <w:r>
+        <w:rPr>
+          <w:vertAlign w:val="superscript"/>
+          <w:rtl/>
+          <w:cs/>
+          <w:lang w:val="ar_AE" w:bidi="ar_AE"/>
+        </w:rPr>
+        <w:t>12</w:t>
+      </w:r>
+      <w:r>
+        <w:rPr>
+          <w:rtl/>
+          <w:cs/>
+          <w:lang w:val="ar_AE" w:bidi="ar_AE"/>
+        </w:rPr>
+        <w:t xml:space="preserve"> لِكَيْ يُدَانَ جَمِيعُ ٱلَّذِينَ لَمْ يُصَدِّقُوا ٱلْحَقَّ، بَلْ سُرُّوا بِٱلْإِثْمِ.</w:t>
       </w:r>
     </w:p>
     <w:p>
@@ -515,31 +973,27 @@
       </w:pPr>
       <w:r>
         <w:rPr>
+          <w:rtl/>
+          <w:cs/>
           <w:lang w:val="ar_AE" w:bidi="ar_AE"/>
         </w:rPr>
       </w:r>
       <w:r>
         <w:rPr>
           <w:vertAlign w:val="superscript"/>
-          <w:lang w:val="ar_AE" w:bidi="ar_AE"/>
-        </w:rPr>
-        <w:t>7</w:t>
-      </w:r>
-      <w:r>
-        <w:rPr>
-          <w:lang w:val="ar_AE" w:bidi="ar_AE"/>
-        </w:rPr>
-        <w:t xml:space="preserve"> وَإِيَّاكُمُ ٱلَّذِينَ تَتَضَايَقُونَ رَاحَةً مَعَنَا، عِنْدَ ٱسْتِعْلَانِ ٱلرَّبِّ يَسُوعَ مِنَ ٱلسَّمَاءِ مَعَ مَلَائِكَةِ قُوَّتِهِ،</w:t>
-      </w:r>
-      <w:r>
-        <w:rPr>
-          <w:lang w:val="ar_AE" w:bidi="ar_AE"/>
-        </w:rPr>
-      </w:r>
-      <w:r>
-        <w:rPr>
-          <w:lang w:val="ar_AE" w:bidi="ar_AE"/>
-        </w:rPr>
+          <w:rtl/>
+          <w:cs/>
+          <w:lang w:val="ar_AE" w:bidi="ar_AE"/>
+        </w:rPr>
+        <w:t>13</w:t>
+      </w:r>
+      <w:r>
+        <w:rPr>
+          <w:rtl/>
+          <w:cs/>
+          <w:lang w:val="ar_AE" w:bidi="ar_AE"/>
+        </w:rPr>
+        <w:t xml:space="preserve"> وَأَمَّا نَحْنُ فَيَنْبَغِي لَنَا أَنْ نَشْكُرَ ٱللهَ كُلَّ حِينٍ لِأَجْلِكُمْ أَيُّهَا ٱلْإِخْوَةُ ٱلْمَحْبُوبُونَ مِنَ ٱلرَّبِّ، أَنَّ ٱللهَ ٱخْتَارَكُمْ مِنَ ٱلْبَدْءِ لِلْخَلَاصِ، بِتَقْدِيسِ ٱلرُّوحِ وَتَصْدِيقِ ٱلْحَقِّ.</w:t>
       </w:r>
     </w:p>
     <w:p>
@@ -548,8 +1002,27 @@
       </w:pPr>
       <w:r>
         <w:rPr>
-          <w:lang w:val="ar_AE" w:bidi="ar_AE"/>
-        </w:rPr>
+          <w:rtl/>
+          <w:cs/>
+          <w:lang w:val="ar_AE" w:bidi="ar_AE"/>
+        </w:rPr>
+      </w:r>
+      <w:r>
+        <w:rPr>
+          <w:vertAlign w:val="superscript"/>
+          <w:rtl/>
+          <w:cs/>
+          <w:lang w:val="ar_AE" w:bidi="ar_AE"/>
+        </w:rPr>
+        <w:t>14</w:t>
+      </w:r>
+      <w:r>
+        <w:rPr>
+          <w:rtl/>
+          <w:cs/>
+          <w:lang w:val="ar_AE" w:bidi="ar_AE"/>
+        </w:rPr>
+        <w:t xml:space="preserve"> ٱلْأَمْرُ ٱلَّذِي دَعَاكُمْ إِلَيْهِ بِإِنْجِيلِنَا، لِٱقْتِنَاءِ مَجْدِ رَبِّنَا يَسُوعَ ٱلْمَسِيحِ.</w:t>
       </w:r>
     </w:p>
     <w:p>
@@ -558,31 +1031,27 @@
       </w:pPr>
       <w:r>
         <w:rPr>
+          <w:rtl/>
+          <w:cs/>
           <w:lang w:val="ar_AE" w:bidi="ar_AE"/>
         </w:rPr>
       </w:r>
       <w:r>
         <w:rPr>
           <w:vertAlign w:val="superscript"/>
-          <w:lang w:val="ar_AE" w:bidi="ar_AE"/>
-        </w:rPr>
-        <w:t>8</w:t>
-      </w:r>
-      <w:r>
-        <w:rPr>
-          <w:lang w:val="ar_AE" w:bidi="ar_AE"/>
-        </w:rPr>
-        <w:t xml:space="preserve"> فِي نَارِ لَهِيبٍ، مُعْطِيًا نَقْمَةً لِلَّذِينَ لَا يَعْرِفُونَ ٱللهَ، وَٱلَّذِينَ لَا يُطِيعُونَ إِنْجِيلَ رَبِّنَا يَسُوعَ ٱلْمَسِيحِ،</w:t>
-      </w:r>
-      <w:r>
-        <w:rPr>
-          <w:lang w:val="ar_AE" w:bidi="ar_AE"/>
-        </w:rPr>
-      </w:r>
-      <w:r>
-        <w:rPr>
-          <w:lang w:val="ar_AE" w:bidi="ar_AE"/>
-        </w:rPr>
+          <w:rtl/>
+          <w:cs/>
+          <w:lang w:val="ar_AE" w:bidi="ar_AE"/>
+        </w:rPr>
+        <w:t>15</w:t>
+      </w:r>
+      <w:r>
+        <w:rPr>
+          <w:rtl/>
+          <w:cs/>
+          <w:lang w:val="ar_AE" w:bidi="ar_AE"/>
+        </w:rPr>
+        <w:t xml:space="preserve"> فَٱثْبُتُوا إِذًا أَيُّهَا ٱلْإِخْوَةُ وَتَمَسَّكُوا بِٱلتَّعَالِيمِ ٱلَّتِي تَعَلَّمْتُمُوهَا، سَوَاءٌ كَانَ بِٱلْكَلَامِ أَمْ بِرِسَالَتِنَا.</w:t>
       </w:r>
     </w:p>
     <w:p>
@@ -591,8 +1060,27 @@
       </w:pPr>
       <w:r>
         <w:rPr>
-          <w:lang w:val="ar_AE" w:bidi="ar_AE"/>
-        </w:rPr>
+          <w:rtl/>
+          <w:cs/>
+          <w:lang w:val="ar_AE" w:bidi="ar_AE"/>
+        </w:rPr>
+      </w:r>
+      <w:r>
+        <w:rPr>
+          <w:vertAlign w:val="superscript"/>
+          <w:rtl/>
+          <w:cs/>
+          <w:lang w:val="ar_AE" w:bidi="ar_AE"/>
+        </w:rPr>
+        <w:t>16</w:t>
+      </w:r>
+      <w:r>
+        <w:rPr>
+          <w:rtl/>
+          <w:cs/>
+          <w:lang w:val="ar_AE" w:bidi="ar_AE"/>
+        </w:rPr>
+        <w:t xml:space="preserve"> وَرَبُّنَا نَفْسُهُ يَسُوعُ ٱلْمَسِيحُ، وَٱللهُ أَبُونَا ٱلَّذِي أَحَبَّنَا وَأَعْطَانَا عَزَاءً أَبَدِيًّا وَرَجَاءً صَالِحًا بِٱلنِّعْمَةِ،</w:t>
       </w:r>
     </w:p>
     <w:p>
@@ -601,39 +1089,46 @@
       </w:pPr>
       <w:r>
         <w:rPr>
+          <w:rtl/>
+          <w:cs/>
           <w:lang w:val="ar_AE" w:bidi="ar_AE"/>
         </w:rPr>
       </w:r>
       <w:r>
         <w:rPr>
           <w:vertAlign w:val="superscript"/>
-          <w:lang w:val="ar_AE" w:bidi="ar_AE"/>
-        </w:rPr>
-        <w:t>9</w:t>
-      </w:r>
-      <w:r>
-        <w:rPr>
-          <w:lang w:val="ar_AE" w:bidi="ar_AE"/>
-        </w:rPr>
-        <w:t xml:space="preserve"> ٱلَّذِينَ سَيُعَاقَبُونَ بِهَلَاكٍ أَبَدِيٍّ مِنْ وَجْهِ ٱلرَّبِّ وَمِنْ مَجْدِ قُوَّتِهِ،</w:t>
-      </w:r>
-      <w:r>
-        <w:rPr>
-          <w:lang w:val="ar_AE" w:bidi="ar_AE"/>
-        </w:rPr>
-      </w:r>
-      <w:r>
-        <w:rPr>
-          <w:lang w:val="ar_AE" w:bidi="ar_AE"/>
-        </w:rPr>
+          <w:rtl/>
+          <w:cs/>
+          <w:lang w:val="ar_AE" w:bidi="ar_AE"/>
+        </w:rPr>
+        <w:t>17</w:t>
+      </w:r>
+      <w:r>
+        <w:rPr>
+          <w:rtl/>
+          <w:cs/>
+          <w:lang w:val="ar_AE" w:bidi="ar_AE"/>
+        </w:rPr>
+        <w:t xml:space="preserve"> يُعَزِّي قُلُوبَكُمْ وَيُثَبِّتُكُمْ فِي كُلِّ كَلَامٍ وَعَمَلٍ صَالِحٍ.</w:t>
       </w:r>
     </w:p>
     <w:p>
       <w:pPr>
+        <w:pStyle w:val="Heading2"/>
         <w:bidi/>
       </w:pPr>
       <w:r>
         <w:rPr>
+          <w:rtl/>
+          <w:cs/>
+          <w:lang w:val="ar_AE" w:bidi="ar_AE"/>
+        </w:rPr>
+        <w:t>2 Thessalonians 3:1</w:t>
+      </w:r>
+      <w:r>
+        <w:rPr>
+          <w:rtl/>
+          <w:cs/>
           <w:lang w:val="ar_AE" w:bidi="ar_AE"/>
         </w:rPr>
       </w:r>
@@ -644,31 +1139,27 @@
       </w:pPr>
       <w:r>
         <w:rPr>
+          <w:rtl/>
+          <w:cs/>
           <w:lang w:val="ar_AE" w:bidi="ar_AE"/>
         </w:rPr>
       </w:r>
       <w:r>
         <w:rPr>
           <w:vertAlign w:val="superscript"/>
-          <w:lang w:val="ar_AE" w:bidi="ar_AE"/>
-        </w:rPr>
-        <w:t>10</w:t>
-      </w:r>
-      <w:r>
-        <w:rPr>
-          <w:lang w:val="ar_AE" w:bidi="ar_AE"/>
-        </w:rPr>
-        <w:t xml:space="preserve"> مَتَى جَاءَ لِيَتَمَجَّدَ فِي قِدِّيسِيهِ وَيُتَعَجَّبَ مِنْهُ فِي جَمِيعِ ٱلْمُؤْمِنِينَ. لِأَنَّ شَهَادَتَنَا عِنْدَكُمْ صُدِّقَتْ فِي ذَلِكَ ٱلْيَوْمِ.</w:t>
-      </w:r>
-      <w:r>
-        <w:rPr>
-          <w:lang w:val="ar_AE" w:bidi="ar_AE"/>
-        </w:rPr>
-      </w:r>
-      <w:r>
-        <w:rPr>
-          <w:lang w:val="ar_AE" w:bidi="ar_AE"/>
-        </w:rPr>
+          <w:rtl/>
+          <w:cs/>
+          <w:lang w:val="ar_AE" w:bidi="ar_AE"/>
+        </w:rPr>
+        <w:t>1</w:t>
+      </w:r>
+      <w:r>
+        <w:rPr>
+          <w:rtl/>
+          <w:cs/>
+          <w:lang w:val="ar_AE" w:bidi="ar_AE"/>
+        </w:rPr>
+        <w:t xml:space="preserve"> أَخِيرًا أَيُّهَا ٱلْإِخْوَةُ صَلُّوا لِأَجْلِنَا، لِكَيْ تَجْرِيَ كَلِمَةُ ٱلرَّبِّ وَتَتَمَجَّدَ، كَمَا عِنْدَكُمْ أَيْضًا،</w:t>
       </w:r>
     </w:p>
     <w:p>
@@ -677,8 +1168,27 @@
       </w:pPr>
       <w:r>
         <w:rPr>
-          <w:lang w:val="ar_AE" w:bidi="ar_AE"/>
-        </w:rPr>
+          <w:rtl/>
+          <w:cs/>
+          <w:lang w:val="ar_AE" w:bidi="ar_AE"/>
+        </w:rPr>
+      </w:r>
+      <w:r>
+        <w:rPr>
+          <w:vertAlign w:val="superscript"/>
+          <w:rtl/>
+          <w:cs/>
+          <w:lang w:val="ar_AE" w:bidi="ar_AE"/>
+        </w:rPr>
+        <w:t>2</w:t>
+      </w:r>
+      <w:r>
+        <w:rPr>
+          <w:rtl/>
+          <w:cs/>
+          <w:lang w:val="ar_AE" w:bidi="ar_AE"/>
+        </w:rPr>
+        <w:t xml:space="preserve"> وَلِكَيْ نُنْقَذَ مِنَ ٱلنَّاسِ ٱلْأَرْدِيَاءِ ٱلْأَشْرَارِ. لِأَنَّ ٱلْإِيمَانَ لَيْسَ لِلْجَمِيعِ.</w:t>
       </w:r>
     </w:p>
     <w:p>
@@ -687,31 +1197,27 @@
       </w:pPr>
       <w:r>
         <w:rPr>
+          <w:rtl/>
+          <w:cs/>
           <w:lang w:val="ar_AE" w:bidi="ar_AE"/>
         </w:rPr>
       </w:r>
       <w:r>
         <w:rPr>
           <w:vertAlign w:val="superscript"/>
-          <w:lang w:val="ar_AE" w:bidi="ar_AE"/>
-        </w:rPr>
-        <w:t>11</w:t>
-      </w:r>
-      <w:r>
-        <w:rPr>
-          <w:lang w:val="ar_AE" w:bidi="ar_AE"/>
-        </w:rPr>
-        <w:t xml:space="preserve"> ٱلْأَمْرُ ٱلَّذِي لِأَجْلِهِ نُصَلِّي أَيْضًا كُلَّ حِينٍ مِنْ جِهَتِكُمْ: أَنْ يُؤَهِّلَكُمْ إِلَهُنَا لِلدَّعْوَةِ، وَيُكَمِّلَ كُلَّ مَسَرَّةِ ٱلصَّلَاحِ وَعَمَلَ ٱلْإِيمَانِ بِقُوَّةٍ،</w:t>
-      </w:r>
-      <w:r>
-        <w:rPr>
-          <w:lang w:val="ar_AE" w:bidi="ar_AE"/>
-        </w:rPr>
-      </w:r>
-      <w:r>
-        <w:rPr>
-          <w:lang w:val="ar_AE" w:bidi="ar_AE"/>
-        </w:rPr>
+          <w:rtl/>
+          <w:cs/>
+          <w:lang w:val="ar_AE" w:bidi="ar_AE"/>
+        </w:rPr>
+        <w:t>3</w:t>
+      </w:r>
+      <w:r>
+        <w:rPr>
+          <w:rtl/>
+          <w:cs/>
+          <w:lang w:val="ar_AE" w:bidi="ar_AE"/>
+        </w:rPr>
+        <w:t xml:space="preserve"> أَمِينٌ هُوَ ٱلرَّبُّ ٱلَّذِي سَيُثَبِّتُكُمْ وَيَحْفَظُكُمْ مِنَ ٱلشِّرِّيرِ.</w:t>
       </w:r>
     </w:p>
     <w:p>
@@ -720,8 +1226,27 @@
       </w:pPr>
       <w:r>
         <w:rPr>
-          <w:lang w:val="ar_AE" w:bidi="ar_AE"/>
-        </w:rPr>
+          <w:rtl/>
+          <w:cs/>
+          <w:lang w:val="ar_AE" w:bidi="ar_AE"/>
+        </w:rPr>
+      </w:r>
+      <w:r>
+        <w:rPr>
+          <w:vertAlign w:val="superscript"/>
+          <w:rtl/>
+          <w:cs/>
+          <w:lang w:val="ar_AE" w:bidi="ar_AE"/>
+        </w:rPr>
+        <w:t>4</w:t>
+      </w:r>
+      <w:r>
+        <w:rPr>
+          <w:rtl/>
+          <w:cs/>
+          <w:lang w:val="ar_AE" w:bidi="ar_AE"/>
+        </w:rPr>
+        <w:t xml:space="preserve"> وَنَثِقُ بِٱلرَّبِّ مِنْ جِهَتِكُمْ أَنَّكُمْ تَفْعَلُونَ مَا نُوصِيكُمْ بِهِ وَسَتَفْعَلُونَ أَيْضًا.</w:t>
       </w:r>
     </w:p>
     <w:p>
@@ -730,31 +1255,27 @@
       </w:pPr>
       <w:r>
         <w:rPr>
+          <w:rtl/>
+          <w:cs/>
           <w:lang w:val="ar_AE" w:bidi="ar_AE"/>
         </w:rPr>
       </w:r>
       <w:r>
         <w:rPr>
           <w:vertAlign w:val="superscript"/>
-          <w:lang w:val="ar_AE" w:bidi="ar_AE"/>
-        </w:rPr>
-        <w:t>12</w:t>
-      </w:r>
-      <w:r>
-        <w:rPr>
-          <w:lang w:val="ar_AE" w:bidi="ar_AE"/>
-        </w:rPr>
-        <w:t xml:space="preserve"> لِكَيْ يَتَمَجَّدَ ٱسْمُ رَبِّنَا يَسُوعَ ٱلْمَسِيحِ فِيكُمْ، وَأَنْتُمْ فِيهِ، بِنِعْمَةِ إِلَهِنَا وَٱلرَّبِّ يَسُوعَ ٱلْمَسِيحِ.</w:t>
-      </w:r>
-      <w:r>
-        <w:rPr>
-          <w:lang w:val="ar_AE" w:bidi="ar_AE"/>
-        </w:rPr>
-      </w:r>
-      <w:r>
-        <w:rPr>
-          <w:lang w:val="ar_AE" w:bidi="ar_AE"/>
-        </w:rPr>
+          <w:rtl/>
+          <w:cs/>
+          <w:lang w:val="ar_AE" w:bidi="ar_AE"/>
+        </w:rPr>
+        <w:t>5</w:t>
+      </w:r>
+      <w:r>
+        <w:rPr>
+          <w:rtl/>
+          <w:cs/>
+          <w:lang w:val="ar_AE" w:bidi="ar_AE"/>
+        </w:rPr>
+        <w:t xml:space="preserve"> وَٱلرَّبُّ يَهْدِي قُلُوبَكُمْ إِلَى مَحَبَّةِ ٱللهِ، وَإِلَى صَبْرِ ٱلْمَسِيحِ.</w:t>
       </w:r>
     </w:p>
     <w:p>
@@ -763,25 +1284,56 @@
       </w:pPr>
       <w:r>
         <w:rPr>
-          <w:lang w:val="ar_AE" w:bidi="ar_AE"/>
-        </w:rPr>
+          <w:rtl/>
+          <w:cs/>
+          <w:lang w:val="ar_AE" w:bidi="ar_AE"/>
+        </w:rPr>
+      </w:r>
+      <w:r>
+        <w:rPr>
+          <w:vertAlign w:val="superscript"/>
+          <w:rtl/>
+          <w:cs/>
+          <w:lang w:val="ar_AE" w:bidi="ar_AE"/>
+        </w:rPr>
+        <w:t>6</w:t>
+      </w:r>
+      <w:r>
+        <w:rPr>
+          <w:rtl/>
+          <w:cs/>
+          <w:lang w:val="ar_AE" w:bidi="ar_AE"/>
+        </w:rPr>
+        <w:t xml:space="preserve"> ثُمَّ نُوصِيكُمْ أَيُّهَا ٱلْإِخْوَةُ، بِٱسْمِ رَبِّنَا يَسُوعَ ٱلْمَسِيحِ، أَنْ تَتَجَنَّبُوا كُلَّ أَخٍ يَسْلُكُ بِلَا تَرْتِيبٍ، وَلَيْسَ حَسَبَ ٱلتَّعْلِيمِ ٱلَّذِي أَخَذَهُ مِنَّا.</w:t>
       </w:r>
     </w:p>
     <w:p>
       <w:pPr>
-        <w:pStyle w:val="Heading2"/>
         <w:bidi/>
       </w:pPr>
       <w:r>
         <w:rPr>
-          <w:lang w:val="ar_AE" w:bidi="ar_AE"/>
-        </w:rPr>
-        <w:t>2 Thessalonians 2:1</w:t>
-      </w:r>
-      <w:r>
-        <w:rPr>
-          <w:lang w:val="ar_AE" w:bidi="ar_AE"/>
-        </w:rPr>
+          <w:rtl/>
+          <w:cs/>
+          <w:lang w:val="ar_AE" w:bidi="ar_AE"/>
+        </w:rPr>
+      </w:r>
+      <w:r>
+        <w:rPr>
+          <w:vertAlign w:val="superscript"/>
+          <w:rtl/>
+          <w:cs/>
+          <w:lang w:val="ar_AE" w:bidi="ar_AE"/>
+        </w:rPr>
+        <w:t>7</w:t>
+      </w:r>
+      <w:r>
+        <w:rPr>
+          <w:rtl/>
+          <w:cs/>
+          <w:lang w:val="ar_AE" w:bidi="ar_AE"/>
+        </w:rPr>
+        <w:t xml:space="preserve"> إِذْ أَنْتُمْ تَعْرِفُونَ كَيْفَ يَجِبُ أَنْ يُتَمَثَّلَ بِنَا، لِأَنَّنَا لَمْ نَسْلُكْ بِلَا تَرْتِيبٍ بَيْنَكُمْ،</w:t>
       </w:r>
     </w:p>
     <w:p>
@@ -790,31 +1342,27 @@
       </w:pPr>
       <w:r>
         <w:rPr>
+          <w:rtl/>
+          <w:cs/>
           <w:lang w:val="ar_AE" w:bidi="ar_AE"/>
         </w:rPr>
       </w:r>
       <w:r>
         <w:rPr>
           <w:vertAlign w:val="superscript"/>
-          <w:lang w:val="ar_AE" w:bidi="ar_AE"/>
-        </w:rPr>
-        <w:t>1</w:t>
-      </w:r>
-      <w:r>
-        <w:rPr>
-          <w:lang w:val="ar_AE" w:bidi="ar_AE"/>
-        </w:rPr>
-        <w:t xml:space="preserve"> ثُمَّ نَسْأَلُكُمْ أَيُّهَا ٱلْإِخْوَةُ مِنْ جِهَةِ مَجِيءِ رَبِّنَا يَسُوعَ ٱلْمَسِيحِ وَٱجْتِمَاعِنَا إِلَيْهِ،</w:t>
-      </w:r>
-      <w:r>
-        <w:rPr>
-          <w:lang w:val="ar_AE" w:bidi="ar_AE"/>
-        </w:rPr>
-      </w:r>
-      <w:r>
-        <w:rPr>
-          <w:lang w:val="ar_AE" w:bidi="ar_AE"/>
-        </w:rPr>
+          <w:rtl/>
+          <w:cs/>
+          <w:lang w:val="ar_AE" w:bidi="ar_AE"/>
+        </w:rPr>
+        <w:t>8</w:t>
+      </w:r>
+      <w:r>
+        <w:rPr>
+          <w:rtl/>
+          <w:cs/>
+          <w:lang w:val="ar_AE" w:bidi="ar_AE"/>
+        </w:rPr>
+        <w:t xml:space="preserve"> وَلَا أَكَلْنَا خُبْزًا مَجَّانًا مِنْ أَحَدٍ، بَلْ كُنَّا نَشْتَغِلُ بِتَعَبٍ وَكَدٍّ لَيْلًا وَنَهَارًا، لِكَيْ لَا نُثَقِّلَ عَلَى أَحَدٍ مِنْكُمْ.</w:t>
       </w:r>
     </w:p>
     <w:p>
@@ -823,8 +1371,27 @@
       </w:pPr>
       <w:r>
         <w:rPr>
-          <w:lang w:val="ar_AE" w:bidi="ar_AE"/>
-        </w:rPr>
+          <w:rtl/>
+          <w:cs/>
+          <w:lang w:val="ar_AE" w:bidi="ar_AE"/>
+        </w:rPr>
+      </w:r>
+      <w:r>
+        <w:rPr>
+          <w:vertAlign w:val="superscript"/>
+          <w:rtl/>
+          <w:cs/>
+          <w:lang w:val="ar_AE" w:bidi="ar_AE"/>
+        </w:rPr>
+        <w:t>9</w:t>
+      </w:r>
+      <w:r>
+        <w:rPr>
+          <w:rtl/>
+          <w:cs/>
+          <w:lang w:val="ar_AE" w:bidi="ar_AE"/>
+        </w:rPr>
+        <w:t xml:space="preserve"> لَيْسَ أَنْ لَا سُلْطَانَ لَنَا، بَلْ لِكَيْ نُعْطِيَكُمْ أَنْفُسَنَا قُدْوَةً حَتَّى تَتَمَثَّلُوا بِنَا.</w:t>
       </w:r>
     </w:p>
     <w:p>
@@ -833,31 +1400,27 @@
       </w:pPr>
       <w:r>
         <w:rPr>
+          <w:rtl/>
+          <w:cs/>
           <w:lang w:val="ar_AE" w:bidi="ar_AE"/>
         </w:rPr>
       </w:r>
       <w:r>
         <w:rPr>
           <w:vertAlign w:val="superscript"/>
-          <w:lang w:val="ar_AE" w:bidi="ar_AE"/>
-        </w:rPr>
-        <w:t>2</w:t>
-      </w:r>
-      <w:r>
-        <w:rPr>
-          <w:lang w:val="ar_AE" w:bidi="ar_AE"/>
-        </w:rPr>
-        <w:t xml:space="preserve"> أَنْ لَا تَتَزَعْزَعُوا سَرِيعًا عَنْ ذِهْنِكُمْ، وَلَا تَرْتَاعُوا، لَا بِرُوحٍ وَلَا بِكَلِمَةٍ وَلَا بِرِسَالَةٍ كَأَنَّهَا مِنَّا: أَيْ أَنَّ يَوْمَ ٱلْمَسِيحِ قَدْ حَضَرَ.</w:t>
-      </w:r>
-      <w:r>
-        <w:rPr>
-          <w:lang w:val="ar_AE" w:bidi="ar_AE"/>
-        </w:rPr>
-      </w:r>
-      <w:r>
-        <w:rPr>
-          <w:lang w:val="ar_AE" w:bidi="ar_AE"/>
-        </w:rPr>
+          <w:rtl/>
+          <w:cs/>
+          <w:lang w:val="ar_AE" w:bidi="ar_AE"/>
+        </w:rPr>
+        <w:t>10</w:t>
+      </w:r>
+      <w:r>
+        <w:rPr>
+          <w:rtl/>
+          <w:cs/>
+          <w:lang w:val="ar_AE" w:bidi="ar_AE"/>
+        </w:rPr>
+        <w:t xml:space="preserve"> فَإِنَّنَا أَيْضًا حِينَ كُنَّا عِنْدَكُمْ، أَوْصَيْنَاكُمْ بِهَذَا: «أَنَّهُ إِنْ كَانَ أَحَدٌ لَا يُرِيدُ أَنْ يَشْتَغِلَ فَلَا يَأْكُلْ أَيْضًا».</w:t>
       </w:r>
     </w:p>
     <w:p>
@@ -866,8 +1429,27 @@
       </w:pPr>
       <w:r>
         <w:rPr>
-          <w:lang w:val="ar_AE" w:bidi="ar_AE"/>
-        </w:rPr>
+          <w:rtl/>
+          <w:cs/>
+          <w:lang w:val="ar_AE" w:bidi="ar_AE"/>
+        </w:rPr>
+      </w:r>
+      <w:r>
+        <w:rPr>
+          <w:vertAlign w:val="superscript"/>
+          <w:rtl/>
+          <w:cs/>
+          <w:lang w:val="ar_AE" w:bidi="ar_AE"/>
+        </w:rPr>
+        <w:t>11</w:t>
+      </w:r>
+      <w:r>
+        <w:rPr>
+          <w:rtl/>
+          <w:cs/>
+          <w:lang w:val="ar_AE" w:bidi="ar_AE"/>
+        </w:rPr>
+        <w:t xml:space="preserve"> لِأَنَّنَا نَسْمَعُ أَنَّ قَوْمًا يَسْلُكُونَ بَيْنَكُمْ بِلَا تَرْتِيبٍ، لَا يَشْتَغِلُونَ شَيْئًا بَلْ هُمْ فُضُولِيُّونَ.</w:t>
       </w:r>
     </w:p>
     <w:p>
@@ -876,31 +1458,27 @@
       </w:pPr>
       <w:r>
         <w:rPr>
+          <w:rtl/>
+          <w:cs/>
           <w:lang w:val="ar_AE" w:bidi="ar_AE"/>
         </w:rPr>
       </w:r>
       <w:r>
         <w:rPr>
           <w:vertAlign w:val="superscript"/>
-          <w:lang w:val="ar_AE" w:bidi="ar_AE"/>
-        </w:rPr>
-        <w:t>3</w:t>
-      </w:r>
-      <w:r>
-        <w:rPr>
-          <w:lang w:val="ar_AE" w:bidi="ar_AE"/>
-        </w:rPr>
-        <w:t xml:space="preserve"> لَا يَخْدَعَنَّكُمْ أَحَدٌ عَلَى طَرِيقَةٍ مَا، لِأَنَّهُ لَا يَأْتِي إِنْ لَمْ يَأْتِ ٱلِٱرْتِدَادُ أَوَّلًا، وَيُسْتَعْلَنْ إِنْسَانُ ٱلْخَطِيَّةِ، ٱبْنُ ٱلْهَلَاكِ،</w:t>
-      </w:r>
-      <w:r>
-        <w:rPr>
-          <w:lang w:val="ar_AE" w:bidi="ar_AE"/>
-        </w:rPr>
-      </w:r>
-      <w:r>
-        <w:rPr>
-          <w:lang w:val="ar_AE" w:bidi="ar_AE"/>
-        </w:rPr>
+          <w:rtl/>
+          <w:cs/>
+          <w:lang w:val="ar_AE" w:bidi="ar_AE"/>
+        </w:rPr>
+        <w:t>12</w:t>
+      </w:r>
+      <w:r>
+        <w:rPr>
+          <w:rtl/>
+          <w:cs/>
+          <w:lang w:val="ar_AE" w:bidi="ar_AE"/>
+        </w:rPr>
+        <w:t xml:space="preserve"> فَمِثْلُ هَؤُلَاءِ نُوصِيهِمْ وَنَعِظُهُمْ بِرَبِّنَا يَسُوعَ ٱلْمَسِيحِ أَنْ يَشْتَغِلُوا بِهُدُوءٍ، وَيَأْكُلُوا خُبْزَ أَنْفُسِهِمْ.</w:t>
       </w:r>
     </w:p>
     <w:p>
@@ -909,8 +1487,27 @@
       </w:pPr>
       <w:r>
         <w:rPr>
-          <w:lang w:val="ar_AE" w:bidi="ar_AE"/>
-        </w:rPr>
+          <w:rtl/>
+          <w:cs/>
+          <w:lang w:val="ar_AE" w:bidi="ar_AE"/>
+        </w:rPr>
+      </w:r>
+      <w:r>
+        <w:rPr>
+          <w:vertAlign w:val="superscript"/>
+          <w:rtl/>
+          <w:cs/>
+          <w:lang w:val="ar_AE" w:bidi="ar_AE"/>
+        </w:rPr>
+        <w:t>13</w:t>
+      </w:r>
+      <w:r>
+        <w:rPr>
+          <w:rtl/>
+          <w:cs/>
+          <w:lang w:val="ar_AE" w:bidi="ar_AE"/>
+        </w:rPr>
+        <w:t xml:space="preserve"> أَمَّا أَنْتُمْ أَيُّهَا ٱلْإِخْوَةُ فَلَا تَفْشَلُوا فِي عَمَلِ ٱلْخَيْرِ.</w:t>
       </w:r>
     </w:p>
     <w:p>
@@ -919,31 +1516,27 @@
       </w:pPr>
       <w:r>
         <w:rPr>
+          <w:rtl/>
+          <w:cs/>
           <w:lang w:val="ar_AE" w:bidi="ar_AE"/>
         </w:rPr>
       </w:r>
       <w:r>
         <w:rPr>
           <w:vertAlign w:val="superscript"/>
-          <w:lang w:val="ar_AE" w:bidi="ar_AE"/>
-        </w:rPr>
-        <w:t>4</w:t>
-      </w:r>
-      <w:r>
-        <w:rPr>
-          <w:lang w:val="ar_AE" w:bidi="ar_AE"/>
-        </w:rPr>
-        <w:t xml:space="preserve"> ٱلْمُقَاوِمُ وَٱلْمُرْتَفِعُ عَلَى كُلِّ مَا يُدْعَى إِلَهًا أَوْ مَعْبُودًا، حَتَّى إِنَّهُ يَجْلِسُ فِي هَيْكَلِ ٱللهِ كَإِلَهٍ، مُظْهِرًا نَفْسَهُ أَنَّهُ إِلَهٌ.</w:t>
-      </w:r>
-      <w:r>
-        <w:rPr>
-          <w:lang w:val="ar_AE" w:bidi="ar_AE"/>
-        </w:rPr>
-      </w:r>
-      <w:r>
-        <w:rPr>
-          <w:lang w:val="ar_AE" w:bidi="ar_AE"/>
-        </w:rPr>
+          <w:rtl/>
+          <w:cs/>
+          <w:lang w:val="ar_AE" w:bidi="ar_AE"/>
+        </w:rPr>
+        <w:t>14</w:t>
+      </w:r>
+      <w:r>
+        <w:rPr>
+          <w:rtl/>
+          <w:cs/>
+          <w:lang w:val="ar_AE" w:bidi="ar_AE"/>
+        </w:rPr>
+        <w:t xml:space="preserve"> وَإِنْ كَانَ أَحَدٌ لَا يُطِيعُ كَلَامَنَا بِٱلرِّسَالَةِ، فَسِمُوا هَذَا وَلَا تُخَالِطُوهُ لِكَيْ يَخْجَلَ،</w:t>
       </w:r>
     </w:p>
     <w:p>
@@ -952,8 +1545,27 @@
       </w:pPr>
       <w:r>
         <w:rPr>
-          <w:lang w:val="ar_AE" w:bidi="ar_AE"/>
-        </w:rPr>
+          <w:rtl/>
+          <w:cs/>
+          <w:lang w:val="ar_AE" w:bidi="ar_AE"/>
+        </w:rPr>
+      </w:r>
+      <w:r>
+        <w:rPr>
+          <w:vertAlign w:val="superscript"/>
+          <w:rtl/>
+          <w:cs/>
+          <w:lang w:val="ar_AE" w:bidi="ar_AE"/>
+        </w:rPr>
+        <w:t>15</w:t>
+      </w:r>
+      <w:r>
+        <w:rPr>
+          <w:rtl/>
+          <w:cs/>
+          <w:lang w:val="ar_AE" w:bidi="ar_AE"/>
+        </w:rPr>
+        <w:t xml:space="preserve"> وَلَكِنْ لَا تَحْسِبُوهُ كَعَدُوٍّ، بَلْ أَنْذِرُوهُ كَأَخٍ.</w:t>
       </w:r>
     </w:p>
     <w:p>
@@ -962,31 +1574,27 @@
       </w:pPr>
       <w:r>
         <w:rPr>
+          <w:rtl/>
+          <w:cs/>
           <w:lang w:val="ar_AE" w:bidi="ar_AE"/>
         </w:rPr>
       </w:r>
       <w:r>
         <w:rPr>
           <w:vertAlign w:val="superscript"/>
-          <w:lang w:val="ar_AE" w:bidi="ar_AE"/>
-        </w:rPr>
-        <w:t>5</w:t>
-      </w:r>
-      <w:r>
-        <w:rPr>
-          <w:lang w:val="ar_AE" w:bidi="ar_AE"/>
-        </w:rPr>
-        <w:t xml:space="preserve"> أَمَا تَذْكُرُونَ أَنِّي وَأَنَا بَعْدُ عِنْدَكُمْ، كُنْتُ أَقُولُ لَكُمْ هَذَا؟</w:t>
-      </w:r>
-      <w:r>
-        <w:rPr>
-          <w:lang w:val="ar_AE" w:bidi="ar_AE"/>
-        </w:rPr>
-      </w:r>
-      <w:r>
-        <w:rPr>
-          <w:lang w:val="ar_AE" w:bidi="ar_AE"/>
-        </w:rPr>
+          <w:rtl/>
+          <w:cs/>
+          <w:lang w:val="ar_AE" w:bidi="ar_AE"/>
+        </w:rPr>
+        <w:t>16</w:t>
+      </w:r>
+      <w:r>
+        <w:rPr>
+          <w:rtl/>
+          <w:cs/>
+          <w:lang w:val="ar_AE" w:bidi="ar_AE"/>
+        </w:rPr>
+        <w:t xml:space="preserve"> وَرَبُّ ٱلسَّلَامِ نَفْسُهُ يُعْطِيكُمُ ٱلسَّلَامَ دَائِمًا مِنْ كُلِّ وَجْهٍ. ٱلرَّبُّ مَعَ جَمِيعِكُمْ.</w:t>
       </w:r>
     </w:p>
     <w:p>
@@ -995,8 +1603,27 @@
       </w:pPr>
       <w:r>
         <w:rPr>
-          <w:lang w:val="ar_AE" w:bidi="ar_AE"/>
-        </w:rPr>
+          <w:rtl/>
+          <w:cs/>
+          <w:lang w:val="ar_AE" w:bidi="ar_AE"/>
+        </w:rPr>
+      </w:r>
+      <w:r>
+        <w:rPr>
+          <w:vertAlign w:val="superscript"/>
+          <w:rtl/>
+          <w:cs/>
+          <w:lang w:val="ar_AE" w:bidi="ar_AE"/>
+        </w:rPr>
+        <w:t>17</w:t>
+      </w:r>
+      <w:r>
+        <w:rPr>
+          <w:rtl/>
+          <w:cs/>
+          <w:lang w:val="ar_AE" w:bidi="ar_AE"/>
+        </w:rPr>
+        <w:t xml:space="preserve"> اَلسَّلَامُ بِيَدِي أَنَا بُولُسَ، ٱلَّذِي هُوَ عَلَامَةٌ فِي كُلِّ رِسَالَةٍ. هَكَذَا أَنَا أَكْتُبُ.</w:t>
       </w:r>
     </w:p>
     <w:p>
@@ -1005,1295 +1632,27 @@
       </w:pPr>
       <w:r>
         <w:rPr>
+          <w:rtl/>
+          <w:cs/>
           <w:lang w:val="ar_AE" w:bidi="ar_AE"/>
         </w:rPr>
       </w:r>
       <w:r>
         <w:rPr>
           <w:vertAlign w:val="superscript"/>
-          <w:lang w:val="ar_AE" w:bidi="ar_AE"/>
-        </w:rPr>
-        <w:t>6</w:t>
-      </w:r>
-      <w:r>
-        <w:rPr>
-          <w:lang w:val="ar_AE" w:bidi="ar_AE"/>
-        </w:rPr>
-        <w:t xml:space="preserve"> وَٱلْآنَ تَعْلَمُونَ مَا يَحْجِزُ حَتَّى يُسْتَعْلَنَ فِي وَقْتِهِ.</w:t>
-      </w:r>
-      <w:r>
-        <w:rPr>
-          <w:lang w:val="ar_AE" w:bidi="ar_AE"/>
-        </w:rPr>
-      </w:r>
-      <w:r>
-        <w:rPr>
-          <w:lang w:val="ar_AE" w:bidi="ar_AE"/>
-        </w:rPr>
-      </w:r>
-    </w:p>
-    <w:p>
-      <w:pPr>
-        <w:bidi/>
-      </w:pPr>
-      <w:r>
-        <w:rPr>
-          <w:lang w:val="ar_AE" w:bidi="ar_AE"/>
-        </w:rPr>
-      </w:r>
-    </w:p>
-    <w:p>
-      <w:pPr>
-        <w:bidi/>
-      </w:pPr>
-      <w:r>
-        <w:rPr>
-          <w:lang w:val="ar_AE" w:bidi="ar_AE"/>
-        </w:rPr>
-      </w:r>
-      <w:r>
-        <w:rPr>
-          <w:vertAlign w:val="superscript"/>
-          <w:lang w:val="ar_AE" w:bidi="ar_AE"/>
-        </w:rPr>
-        <w:t>7</w:t>
-      </w:r>
-      <w:r>
-        <w:rPr>
-          <w:lang w:val="ar_AE" w:bidi="ar_AE"/>
-        </w:rPr>
-        <w:t xml:space="preserve"> لِأَنَّ سِرَّ ٱلْإِثْمِ ٱلْآنَ يَعْمَلُ فَقَطْ، إِلَى أَنْ يُرْفَعَ مِنَ ٱلْوَسَطِ ٱلَّذِي يَحْجِزُ ٱلْآنَ،</w:t>
-      </w:r>
-      <w:r>
-        <w:rPr>
-          <w:lang w:val="ar_AE" w:bidi="ar_AE"/>
-        </w:rPr>
-      </w:r>
-      <w:r>
-        <w:rPr>
-          <w:lang w:val="ar_AE" w:bidi="ar_AE"/>
-        </w:rPr>
-      </w:r>
-    </w:p>
-    <w:p>
-      <w:pPr>
-        <w:bidi/>
-      </w:pPr>
-      <w:r>
-        <w:rPr>
-          <w:lang w:val="ar_AE" w:bidi="ar_AE"/>
-        </w:rPr>
-      </w:r>
-    </w:p>
-    <w:p>
-      <w:pPr>
-        <w:bidi/>
-      </w:pPr>
-      <w:r>
-        <w:rPr>
-          <w:lang w:val="ar_AE" w:bidi="ar_AE"/>
-        </w:rPr>
-      </w:r>
-      <w:r>
-        <w:rPr>
-          <w:vertAlign w:val="superscript"/>
-          <w:lang w:val="ar_AE" w:bidi="ar_AE"/>
-        </w:rPr>
-        <w:t>8</w:t>
-      </w:r>
-      <w:r>
-        <w:rPr>
-          <w:lang w:val="ar_AE" w:bidi="ar_AE"/>
-        </w:rPr>
-        <w:t xml:space="preserve"> وَحِينَئِذٍ سَيُسْتَعْلَنُ ٱلْأَثِيمُ، ٱلَّذِي ٱلرَّبُّ يُبِيدُهُ بِنَفْخَةِ فَمِهِ، وَيُبْطِلُهُ بِظُهُورِ مَجِيئِهِ.</w:t>
-      </w:r>
-      <w:r>
-        <w:rPr>
-          <w:lang w:val="ar_AE" w:bidi="ar_AE"/>
-        </w:rPr>
-      </w:r>
-      <w:r>
-        <w:rPr>
-          <w:lang w:val="ar_AE" w:bidi="ar_AE"/>
-        </w:rPr>
-      </w:r>
-    </w:p>
-    <w:p>
-      <w:pPr>
-        <w:bidi/>
-      </w:pPr>
-      <w:r>
-        <w:rPr>
-          <w:lang w:val="ar_AE" w:bidi="ar_AE"/>
-        </w:rPr>
-      </w:r>
-    </w:p>
-    <w:p>
-      <w:pPr>
-        <w:bidi/>
-      </w:pPr>
-      <w:r>
-        <w:rPr>
-          <w:lang w:val="ar_AE" w:bidi="ar_AE"/>
-        </w:rPr>
-      </w:r>
-      <w:r>
-        <w:rPr>
-          <w:vertAlign w:val="superscript"/>
-          <w:lang w:val="ar_AE" w:bidi="ar_AE"/>
-        </w:rPr>
-        <w:t>9</w:t>
-      </w:r>
-      <w:r>
-        <w:rPr>
-          <w:lang w:val="ar_AE" w:bidi="ar_AE"/>
-        </w:rPr>
-        <w:t xml:space="preserve"> ٱلَّذِي مَجِيئُهُ بِعَمَلِ ٱلشَّيْطَانِ، بِكُلِّ قُوَّةٍ، وَبِآيَاتٍ وَعَجَائِبَ كَاذِبَةٍ،</w:t>
-      </w:r>
-      <w:r>
-        <w:rPr>
-          <w:lang w:val="ar_AE" w:bidi="ar_AE"/>
-        </w:rPr>
-      </w:r>
-      <w:r>
-        <w:rPr>
-          <w:lang w:val="ar_AE" w:bidi="ar_AE"/>
-        </w:rPr>
-      </w:r>
-    </w:p>
-    <w:p>
-      <w:pPr>
-        <w:bidi/>
-      </w:pPr>
-      <w:r>
-        <w:rPr>
-          <w:lang w:val="ar_AE" w:bidi="ar_AE"/>
-        </w:rPr>
-      </w:r>
-    </w:p>
-    <w:p>
-      <w:pPr>
-        <w:bidi/>
-      </w:pPr>
-      <w:r>
-        <w:rPr>
-          <w:lang w:val="ar_AE" w:bidi="ar_AE"/>
-        </w:rPr>
-      </w:r>
-      <w:r>
-        <w:rPr>
-          <w:vertAlign w:val="superscript"/>
-          <w:lang w:val="ar_AE" w:bidi="ar_AE"/>
-        </w:rPr>
-        <w:t>10</w:t>
-      </w:r>
-      <w:r>
-        <w:rPr>
-          <w:lang w:val="ar_AE" w:bidi="ar_AE"/>
-        </w:rPr>
-        <w:t xml:space="preserve"> وَبِكُلِّ خَدِيعَةِ ٱلْإِثْمِ، فِي ٱلْهَالِكِينَ، لِأَنَّهُمْ لَمْ يَقْبَلُوا مَحَبَّةَ ٱلْحَقِّ حَتَّى يَخْلُصُوا.</w:t>
-      </w:r>
-      <w:r>
-        <w:rPr>
-          <w:lang w:val="ar_AE" w:bidi="ar_AE"/>
-        </w:rPr>
-      </w:r>
-      <w:r>
-        <w:rPr>
-          <w:lang w:val="ar_AE" w:bidi="ar_AE"/>
-        </w:rPr>
-      </w:r>
-    </w:p>
-    <w:p>
-      <w:pPr>
-        <w:bidi/>
-      </w:pPr>
-      <w:r>
-        <w:rPr>
-          <w:lang w:val="ar_AE" w:bidi="ar_AE"/>
-        </w:rPr>
-      </w:r>
-    </w:p>
-    <w:p>
-      <w:pPr>
-        <w:bidi/>
-      </w:pPr>
-      <w:r>
-        <w:rPr>
-          <w:lang w:val="ar_AE" w:bidi="ar_AE"/>
-        </w:rPr>
-      </w:r>
-      <w:r>
-        <w:rPr>
-          <w:vertAlign w:val="superscript"/>
-          <w:lang w:val="ar_AE" w:bidi="ar_AE"/>
-        </w:rPr>
-        <w:t>11</w:t>
-      </w:r>
-      <w:r>
-        <w:rPr>
-          <w:lang w:val="ar_AE" w:bidi="ar_AE"/>
-        </w:rPr>
-        <w:t xml:space="preserve"> وَلِأَجْلِ هَذَا سَيُرْسِلُ إِلَيْهِمُ ٱللهُ عَمَلَ ٱلضَّلَالِ، حَتَّى يُصَدِّقُوا ٱلْكَذِبَ،</w:t>
-      </w:r>
-      <w:r>
-        <w:rPr>
-          <w:lang w:val="ar_AE" w:bidi="ar_AE"/>
-        </w:rPr>
-      </w:r>
-      <w:r>
-        <w:rPr>
-          <w:lang w:val="ar_AE" w:bidi="ar_AE"/>
-        </w:rPr>
-      </w:r>
-    </w:p>
-    <w:p>
-      <w:pPr>
-        <w:bidi/>
-      </w:pPr>
-      <w:r>
-        <w:rPr>
-          <w:lang w:val="ar_AE" w:bidi="ar_AE"/>
-        </w:rPr>
-      </w:r>
-    </w:p>
-    <w:p>
-      <w:pPr>
-        <w:bidi/>
-      </w:pPr>
-      <w:r>
-        <w:rPr>
-          <w:lang w:val="ar_AE" w:bidi="ar_AE"/>
-        </w:rPr>
-      </w:r>
-      <w:r>
-        <w:rPr>
-          <w:vertAlign w:val="superscript"/>
-          <w:lang w:val="ar_AE" w:bidi="ar_AE"/>
-        </w:rPr>
-        <w:t>12</w:t>
-      </w:r>
-      <w:r>
-        <w:rPr>
-          <w:lang w:val="ar_AE" w:bidi="ar_AE"/>
-        </w:rPr>
-        <w:t xml:space="preserve"> لِكَيْ يُدَانَ جَمِيعُ ٱلَّذِينَ لَمْ يُصَدِّقُوا ٱلْحَقَّ، بَلْ سُرُّوا بِٱلْإِثْمِ.</w:t>
-      </w:r>
-      <w:r>
-        <w:rPr>
-          <w:lang w:val="ar_AE" w:bidi="ar_AE"/>
-        </w:rPr>
-      </w:r>
-      <w:r>
-        <w:rPr>
-          <w:lang w:val="ar_AE" w:bidi="ar_AE"/>
-        </w:rPr>
-      </w:r>
-    </w:p>
-    <w:p>
-      <w:pPr>
-        <w:bidi/>
-      </w:pPr>
-      <w:r>
-        <w:rPr>
-          <w:lang w:val="ar_AE" w:bidi="ar_AE"/>
-        </w:rPr>
-      </w:r>
-    </w:p>
-    <w:p>
-      <w:pPr>
-        <w:bidi/>
-      </w:pPr>
-      <w:r>
-        <w:rPr>
-          <w:lang w:val="ar_AE" w:bidi="ar_AE"/>
-        </w:rPr>
-      </w:r>
-      <w:r>
-        <w:rPr>
-          <w:vertAlign w:val="superscript"/>
-          <w:lang w:val="ar_AE" w:bidi="ar_AE"/>
-        </w:rPr>
-        <w:t>13</w:t>
-      </w:r>
-      <w:r>
-        <w:rPr>
-          <w:lang w:val="ar_AE" w:bidi="ar_AE"/>
-        </w:rPr>
-        <w:t xml:space="preserve"> وَأَمَّا نَحْنُ فَيَنْبَغِي لَنَا أَنْ نَشْكُرَ ٱللهَ كُلَّ حِينٍ لِأَجْلِكُمْ أَيُّهَا ٱلْإِخْوَةُ ٱلْمَحْبُوبُونَ مِنَ ٱلرَّبِّ، أَنَّ ٱللهَ ٱخْتَارَكُمْ مِنَ ٱلْبَدْءِ لِلْخَلَاصِ، بِتَقْدِيسِ ٱلرُّوحِ وَتَصْدِيقِ ٱلْحَقِّ.</w:t>
-      </w:r>
-      <w:r>
-        <w:rPr>
-          <w:lang w:val="ar_AE" w:bidi="ar_AE"/>
-        </w:rPr>
-      </w:r>
-      <w:r>
-        <w:rPr>
-          <w:lang w:val="ar_AE" w:bidi="ar_AE"/>
-        </w:rPr>
-      </w:r>
-    </w:p>
-    <w:p>
-      <w:pPr>
-        <w:bidi/>
-      </w:pPr>
-      <w:r>
-        <w:rPr>
-          <w:lang w:val="ar_AE" w:bidi="ar_AE"/>
-        </w:rPr>
-      </w:r>
-    </w:p>
-    <w:p>
-      <w:pPr>
-        <w:bidi/>
-      </w:pPr>
-      <w:r>
-        <w:rPr>
-          <w:lang w:val="ar_AE" w:bidi="ar_AE"/>
-        </w:rPr>
-      </w:r>
-      <w:r>
-        <w:rPr>
-          <w:vertAlign w:val="superscript"/>
-          <w:lang w:val="ar_AE" w:bidi="ar_AE"/>
-        </w:rPr>
-        <w:t>14</w:t>
-      </w:r>
-      <w:r>
-        <w:rPr>
-          <w:lang w:val="ar_AE" w:bidi="ar_AE"/>
-        </w:rPr>
-        <w:t xml:space="preserve"> ٱلْأَمْرُ ٱلَّذِي دَعَاكُمْ إِلَيْهِ بِإِنْجِيلِنَا، لِٱقْتِنَاءِ مَجْدِ رَبِّنَا يَسُوعَ ٱلْمَسِيحِ.</w:t>
-      </w:r>
-      <w:r>
-        <w:rPr>
-          <w:lang w:val="ar_AE" w:bidi="ar_AE"/>
-        </w:rPr>
-      </w:r>
-      <w:r>
-        <w:rPr>
-          <w:lang w:val="ar_AE" w:bidi="ar_AE"/>
-        </w:rPr>
-      </w:r>
-    </w:p>
-    <w:p>
-      <w:pPr>
-        <w:bidi/>
-      </w:pPr>
-      <w:r>
-        <w:rPr>
-          <w:lang w:val="ar_AE" w:bidi="ar_AE"/>
-        </w:rPr>
-      </w:r>
-    </w:p>
-    <w:p>
-      <w:pPr>
-        <w:bidi/>
-      </w:pPr>
-      <w:r>
-        <w:rPr>
-          <w:lang w:val="ar_AE" w:bidi="ar_AE"/>
-        </w:rPr>
-      </w:r>
-      <w:r>
-        <w:rPr>
-          <w:vertAlign w:val="superscript"/>
-          <w:lang w:val="ar_AE" w:bidi="ar_AE"/>
-        </w:rPr>
-        <w:t>15</w:t>
-      </w:r>
-      <w:r>
-        <w:rPr>
-          <w:lang w:val="ar_AE" w:bidi="ar_AE"/>
-        </w:rPr>
-        <w:t xml:space="preserve"> فَٱثْبُتُوا إِذًا أَيُّهَا ٱلْإِخْوَةُ وَتَمَسَّكُوا بِٱلتَّعَالِيمِ ٱلَّتِي تَعَلَّمْتُمُوهَا، سَوَاءٌ كَانَ بِٱلْكَلَامِ أَمْ بِرِسَالَتِنَا.</w:t>
-      </w:r>
-      <w:r>
-        <w:rPr>
-          <w:lang w:val="ar_AE" w:bidi="ar_AE"/>
-        </w:rPr>
-      </w:r>
-      <w:r>
-        <w:rPr>
-          <w:lang w:val="ar_AE" w:bidi="ar_AE"/>
-        </w:rPr>
-      </w:r>
-    </w:p>
-    <w:p>
-      <w:pPr>
-        <w:bidi/>
-      </w:pPr>
-      <w:r>
-        <w:rPr>
-          <w:lang w:val="ar_AE" w:bidi="ar_AE"/>
-        </w:rPr>
-      </w:r>
-    </w:p>
-    <w:p>
-      <w:pPr>
-        <w:bidi/>
-      </w:pPr>
-      <w:r>
-        <w:rPr>
-          <w:lang w:val="ar_AE" w:bidi="ar_AE"/>
-        </w:rPr>
-      </w:r>
-      <w:r>
-        <w:rPr>
-          <w:vertAlign w:val="superscript"/>
-          <w:lang w:val="ar_AE" w:bidi="ar_AE"/>
-        </w:rPr>
-        <w:t>16</w:t>
-      </w:r>
-      <w:r>
-        <w:rPr>
-          <w:lang w:val="ar_AE" w:bidi="ar_AE"/>
-        </w:rPr>
-        <w:t xml:space="preserve"> وَرَبُّنَا نَفْسُهُ يَسُوعُ ٱلْمَسِيحُ، وَٱللهُ أَبُونَا ٱلَّذِي أَحَبَّنَا وَأَعْطَانَا عَزَاءً أَبَدِيًّا وَرَجَاءً صَالِحًا بِٱلنِّعْمَةِ،</w:t>
-      </w:r>
-      <w:r>
-        <w:rPr>
-          <w:lang w:val="ar_AE" w:bidi="ar_AE"/>
-        </w:rPr>
-      </w:r>
-      <w:r>
-        <w:rPr>
-          <w:lang w:val="ar_AE" w:bidi="ar_AE"/>
-        </w:rPr>
-      </w:r>
-    </w:p>
-    <w:p>
-      <w:pPr>
-        <w:bidi/>
-      </w:pPr>
-      <w:r>
-        <w:rPr>
-          <w:lang w:val="ar_AE" w:bidi="ar_AE"/>
-        </w:rPr>
-      </w:r>
-    </w:p>
-    <w:p>
-      <w:pPr>
-        <w:bidi/>
-      </w:pPr>
-      <w:r>
-        <w:rPr>
-          <w:lang w:val="ar_AE" w:bidi="ar_AE"/>
-        </w:rPr>
-      </w:r>
-      <w:r>
-        <w:rPr>
-          <w:vertAlign w:val="superscript"/>
-          <w:lang w:val="ar_AE" w:bidi="ar_AE"/>
-        </w:rPr>
-        <w:t>17</w:t>
-      </w:r>
-      <w:r>
-        <w:rPr>
-          <w:lang w:val="ar_AE" w:bidi="ar_AE"/>
-        </w:rPr>
-        <w:t xml:space="preserve"> يُعَزِّي قُلُوبَكُمْ وَيُثَبِّتُكُمْ فِي كُلِّ كَلَامٍ وَعَمَلٍ صَالِحٍ.</w:t>
-      </w:r>
-      <w:r>
-        <w:rPr>
-          <w:lang w:val="ar_AE" w:bidi="ar_AE"/>
-        </w:rPr>
-      </w:r>
-      <w:r>
-        <w:rPr>
-          <w:lang w:val="ar_AE" w:bidi="ar_AE"/>
-        </w:rPr>
-      </w:r>
-    </w:p>
-    <w:p>
-      <w:pPr>
-        <w:bidi/>
-      </w:pPr>
-      <w:r>
-        <w:rPr>
-          <w:lang w:val="ar_AE" w:bidi="ar_AE"/>
-        </w:rPr>
-      </w:r>
-    </w:p>
-    <w:p>
-      <w:pPr>
-        <w:pStyle w:val="Heading2"/>
-        <w:bidi/>
-      </w:pPr>
-      <w:r>
-        <w:rPr>
-          <w:lang w:val="ar_AE" w:bidi="ar_AE"/>
-        </w:rPr>
-        <w:t>2 Thessalonians 3:1</w:t>
-      </w:r>
-      <w:r>
-        <w:rPr>
-          <w:lang w:val="ar_AE" w:bidi="ar_AE"/>
-        </w:rPr>
-      </w:r>
-    </w:p>
-    <w:p>
-      <w:pPr>
-        <w:bidi/>
-      </w:pPr>
-      <w:r>
-        <w:rPr>
-          <w:lang w:val="ar_AE" w:bidi="ar_AE"/>
-        </w:rPr>
-      </w:r>
-      <w:r>
-        <w:rPr>
-          <w:vertAlign w:val="superscript"/>
-          <w:lang w:val="ar_AE" w:bidi="ar_AE"/>
-        </w:rPr>
-        <w:t>1</w:t>
-      </w:r>
-      <w:r>
-        <w:rPr>
-          <w:lang w:val="ar_AE" w:bidi="ar_AE"/>
-        </w:rPr>
-        <w:t xml:space="preserve"> أَخِيرًا أَيُّهَا ٱلْإِخْوَةُ صَلُّوا لِأَجْلِنَا، لِكَيْ تَجْرِيَ كَلِمَةُ ٱلرَّبِّ وَتَتَمَجَّدَ، كَمَا عِنْدَكُمْ أَيْضًا،</w:t>
-      </w:r>
-      <w:r>
-        <w:rPr>
-          <w:lang w:val="ar_AE" w:bidi="ar_AE"/>
-        </w:rPr>
-      </w:r>
-      <w:r>
-        <w:rPr>
-          <w:lang w:val="ar_AE" w:bidi="ar_AE"/>
-        </w:rPr>
-      </w:r>
-    </w:p>
-    <w:p>
-      <w:pPr>
-        <w:bidi/>
-      </w:pPr>
-      <w:r>
-        <w:rPr>
-          <w:lang w:val="ar_AE" w:bidi="ar_AE"/>
-        </w:rPr>
-      </w:r>
-    </w:p>
-    <w:p>
-      <w:pPr>
-        <w:bidi/>
-      </w:pPr>
-      <w:r>
-        <w:rPr>
-          <w:lang w:val="ar_AE" w:bidi="ar_AE"/>
-        </w:rPr>
-      </w:r>
-      <w:r>
-        <w:rPr>
-          <w:vertAlign w:val="superscript"/>
-          <w:lang w:val="ar_AE" w:bidi="ar_AE"/>
-        </w:rPr>
-        <w:t>2</w:t>
-      </w:r>
-      <w:r>
-        <w:rPr>
-          <w:lang w:val="ar_AE" w:bidi="ar_AE"/>
-        </w:rPr>
-        <w:t xml:space="preserve"> وَلِكَيْ نُنْقَذَ مِنَ ٱلنَّاسِ ٱلْأَرْدِيَاءِ ٱلْأَشْرَارِ. لِأَنَّ ٱلْإِيمَانَ لَيْسَ لِلْجَمِيعِ.</w:t>
-      </w:r>
-      <w:r>
-        <w:rPr>
-          <w:lang w:val="ar_AE" w:bidi="ar_AE"/>
-        </w:rPr>
-      </w:r>
-      <w:r>
-        <w:rPr>
-          <w:lang w:val="ar_AE" w:bidi="ar_AE"/>
-        </w:rPr>
-      </w:r>
-    </w:p>
-    <w:p>
-      <w:pPr>
-        <w:bidi/>
-      </w:pPr>
-      <w:r>
-        <w:rPr>
-          <w:lang w:val="ar_AE" w:bidi="ar_AE"/>
-        </w:rPr>
-      </w:r>
-    </w:p>
-    <w:p>
-      <w:pPr>
-        <w:bidi/>
-      </w:pPr>
-      <w:r>
-        <w:rPr>
-          <w:lang w:val="ar_AE" w:bidi="ar_AE"/>
-        </w:rPr>
-      </w:r>
-      <w:r>
-        <w:rPr>
-          <w:vertAlign w:val="superscript"/>
-          <w:lang w:val="ar_AE" w:bidi="ar_AE"/>
-        </w:rPr>
-        <w:t>3</w:t>
-      </w:r>
-      <w:r>
-        <w:rPr>
-          <w:lang w:val="ar_AE" w:bidi="ar_AE"/>
-        </w:rPr>
-        <w:t xml:space="preserve"> أَمِينٌ هُوَ ٱلرَّبُّ ٱلَّذِي سَيُثَبِّتُكُمْ وَيَحْفَظُكُمْ مِنَ ٱلشِّرِّيرِ.</w:t>
-      </w:r>
-      <w:r>
-        <w:rPr>
-          <w:lang w:val="ar_AE" w:bidi="ar_AE"/>
-        </w:rPr>
-      </w:r>
-      <w:r>
-        <w:rPr>
-          <w:lang w:val="ar_AE" w:bidi="ar_AE"/>
-        </w:rPr>
-      </w:r>
-    </w:p>
-    <w:p>
-      <w:pPr>
-        <w:bidi/>
-      </w:pPr>
-      <w:r>
-        <w:rPr>
-          <w:lang w:val="ar_AE" w:bidi="ar_AE"/>
-        </w:rPr>
-      </w:r>
-    </w:p>
-    <w:p>
-      <w:pPr>
-        <w:bidi/>
-      </w:pPr>
-      <w:r>
-        <w:rPr>
-          <w:lang w:val="ar_AE" w:bidi="ar_AE"/>
-        </w:rPr>
-      </w:r>
-      <w:r>
-        <w:rPr>
-          <w:vertAlign w:val="superscript"/>
-          <w:lang w:val="ar_AE" w:bidi="ar_AE"/>
-        </w:rPr>
-        <w:t>4</w:t>
-      </w:r>
-      <w:r>
-        <w:rPr>
-          <w:lang w:val="ar_AE" w:bidi="ar_AE"/>
-        </w:rPr>
-        <w:t xml:space="preserve"> وَنَثِقُ بِٱلرَّبِّ مِنْ جِهَتِكُمْ أَنَّكُمْ تَفْعَلُونَ مَا نُوصِيكُمْ بِهِ وَسَتَفْعَلُونَ أَيْضًا.</w:t>
-      </w:r>
-      <w:r>
-        <w:rPr>
-          <w:lang w:val="ar_AE" w:bidi="ar_AE"/>
-        </w:rPr>
-      </w:r>
-      <w:r>
-        <w:rPr>
-          <w:lang w:val="ar_AE" w:bidi="ar_AE"/>
-        </w:rPr>
-      </w:r>
-    </w:p>
-    <w:p>
-      <w:pPr>
-        <w:bidi/>
-      </w:pPr>
-      <w:r>
-        <w:rPr>
-          <w:lang w:val="ar_AE" w:bidi="ar_AE"/>
-        </w:rPr>
-      </w:r>
-    </w:p>
-    <w:p>
-      <w:pPr>
-        <w:bidi/>
-      </w:pPr>
-      <w:r>
-        <w:rPr>
-          <w:lang w:val="ar_AE" w:bidi="ar_AE"/>
-        </w:rPr>
-      </w:r>
-      <w:r>
-        <w:rPr>
-          <w:vertAlign w:val="superscript"/>
-          <w:lang w:val="ar_AE" w:bidi="ar_AE"/>
-        </w:rPr>
-        <w:t>5</w:t>
-      </w:r>
-      <w:r>
-        <w:rPr>
-          <w:lang w:val="ar_AE" w:bidi="ar_AE"/>
-        </w:rPr>
-        <w:t xml:space="preserve"> وَٱلرَّبُّ يَهْدِي قُلُوبَكُمْ إِلَى مَحَبَّةِ ٱللهِ، وَإِلَى صَبْرِ ٱلْمَسِيحِ.</w:t>
-      </w:r>
-      <w:r>
-        <w:rPr>
-          <w:lang w:val="ar_AE" w:bidi="ar_AE"/>
-        </w:rPr>
-      </w:r>
-      <w:r>
-        <w:rPr>
-          <w:lang w:val="ar_AE" w:bidi="ar_AE"/>
-        </w:rPr>
-      </w:r>
-    </w:p>
-    <w:p>
-      <w:pPr>
-        <w:bidi/>
-      </w:pPr>
-      <w:r>
-        <w:rPr>
-          <w:lang w:val="ar_AE" w:bidi="ar_AE"/>
-        </w:rPr>
-      </w:r>
-    </w:p>
-    <w:p>
-      <w:pPr>
-        <w:bidi/>
-      </w:pPr>
-      <w:r>
-        <w:rPr>
-          <w:lang w:val="ar_AE" w:bidi="ar_AE"/>
-        </w:rPr>
-      </w:r>
-      <w:r>
-        <w:rPr>
-          <w:vertAlign w:val="superscript"/>
-          <w:lang w:val="ar_AE" w:bidi="ar_AE"/>
-        </w:rPr>
-        <w:t>6</w:t>
-      </w:r>
-      <w:r>
-        <w:rPr>
-          <w:lang w:val="ar_AE" w:bidi="ar_AE"/>
-        </w:rPr>
-        <w:t xml:space="preserve"> ثُمَّ نُوصِيكُمْ أَيُّهَا ٱلْإِخْوَةُ، بِٱسْمِ رَبِّنَا يَسُوعَ ٱلْمَسِيحِ، أَنْ تَتَجَنَّبُوا كُلَّ أَخٍ يَسْلُكُ بِلَا تَرْتِيبٍ، وَلَيْسَ حَسَبَ ٱلتَّعْلِيمِ ٱلَّذِي أَخَذَهُ مِنَّا.</w:t>
-      </w:r>
-      <w:r>
-        <w:rPr>
-          <w:lang w:val="ar_AE" w:bidi="ar_AE"/>
-        </w:rPr>
-      </w:r>
-      <w:r>
-        <w:rPr>
-          <w:lang w:val="ar_AE" w:bidi="ar_AE"/>
-        </w:rPr>
-      </w:r>
-    </w:p>
-    <w:p>
-      <w:pPr>
-        <w:bidi/>
-      </w:pPr>
-      <w:r>
-        <w:rPr>
-          <w:lang w:val="ar_AE" w:bidi="ar_AE"/>
-        </w:rPr>
-      </w:r>
-    </w:p>
-    <w:p>
-      <w:pPr>
-        <w:bidi/>
-      </w:pPr>
-      <w:r>
-        <w:rPr>
-          <w:lang w:val="ar_AE" w:bidi="ar_AE"/>
-        </w:rPr>
-      </w:r>
-      <w:r>
-        <w:rPr>
-          <w:vertAlign w:val="superscript"/>
-          <w:lang w:val="ar_AE" w:bidi="ar_AE"/>
-        </w:rPr>
-        <w:t>7</w:t>
-      </w:r>
-      <w:r>
-        <w:rPr>
-          <w:lang w:val="ar_AE" w:bidi="ar_AE"/>
-        </w:rPr>
-        <w:t xml:space="preserve"> إِذْ أَنْتُمْ تَعْرِفُونَ كَيْفَ يَجِبُ أَنْ يُتَمَثَّلَ بِنَا، لِأَنَّنَا لَمْ نَسْلُكْ بِلَا تَرْتِيبٍ بَيْنَكُمْ،</w:t>
-      </w:r>
-      <w:r>
-        <w:rPr>
-          <w:lang w:val="ar_AE" w:bidi="ar_AE"/>
-        </w:rPr>
-      </w:r>
-      <w:r>
-        <w:rPr>
-          <w:lang w:val="ar_AE" w:bidi="ar_AE"/>
-        </w:rPr>
-      </w:r>
-    </w:p>
-    <w:p>
-      <w:pPr>
-        <w:bidi/>
-      </w:pPr>
-      <w:r>
-        <w:rPr>
-          <w:lang w:val="ar_AE" w:bidi="ar_AE"/>
-        </w:rPr>
-      </w:r>
-    </w:p>
-    <w:p>
-      <w:pPr>
-        <w:bidi/>
-      </w:pPr>
-      <w:r>
-        <w:rPr>
-          <w:lang w:val="ar_AE" w:bidi="ar_AE"/>
-        </w:rPr>
-      </w:r>
-      <w:r>
-        <w:rPr>
-          <w:vertAlign w:val="superscript"/>
-          <w:lang w:val="ar_AE" w:bidi="ar_AE"/>
-        </w:rPr>
-        <w:t>8</w:t>
-      </w:r>
-      <w:r>
-        <w:rPr>
-          <w:lang w:val="ar_AE" w:bidi="ar_AE"/>
-        </w:rPr>
-        <w:t xml:space="preserve"> وَلَا أَكَلْنَا خُبْزًا مَجَّانًا مِنْ أَحَدٍ، بَلْ كُنَّا نَشْتَغِلُ بِتَعَبٍ وَكَدٍّ لَيْلًا وَنَهَارًا، لِكَيْ لَا نُثَقِّلَ عَلَى أَحَدٍ مِنْكُمْ.</w:t>
-      </w:r>
-      <w:r>
-        <w:rPr>
-          <w:lang w:val="ar_AE" w:bidi="ar_AE"/>
-        </w:rPr>
-      </w:r>
-      <w:r>
-        <w:rPr>
-          <w:lang w:val="ar_AE" w:bidi="ar_AE"/>
-        </w:rPr>
-      </w:r>
-    </w:p>
-    <w:p>
-      <w:pPr>
-        <w:bidi/>
-      </w:pPr>
-      <w:r>
-        <w:rPr>
-          <w:lang w:val="ar_AE" w:bidi="ar_AE"/>
-        </w:rPr>
-      </w:r>
-    </w:p>
-    <w:p>
-      <w:pPr>
-        <w:bidi/>
-      </w:pPr>
-      <w:r>
-        <w:rPr>
-          <w:lang w:val="ar_AE" w:bidi="ar_AE"/>
-        </w:rPr>
-      </w:r>
-      <w:r>
-        <w:rPr>
-          <w:vertAlign w:val="superscript"/>
-          <w:lang w:val="ar_AE" w:bidi="ar_AE"/>
-        </w:rPr>
-        <w:t>9</w:t>
-      </w:r>
-      <w:r>
-        <w:rPr>
-          <w:lang w:val="ar_AE" w:bidi="ar_AE"/>
-        </w:rPr>
-        <w:t xml:space="preserve"> لَيْسَ أَنْ لَا سُلْطَانَ لَنَا، بَلْ لِكَيْ نُعْطِيَكُمْ أَنْفُسَنَا قُدْوَةً حَتَّى تَتَمَثَّلُوا بِنَا.</w:t>
-      </w:r>
-      <w:r>
-        <w:rPr>
-          <w:lang w:val="ar_AE" w:bidi="ar_AE"/>
-        </w:rPr>
-      </w:r>
-      <w:r>
-        <w:rPr>
-          <w:lang w:val="ar_AE" w:bidi="ar_AE"/>
-        </w:rPr>
-      </w:r>
-    </w:p>
-    <w:p>
-      <w:pPr>
-        <w:bidi/>
-      </w:pPr>
-      <w:r>
-        <w:rPr>
-          <w:lang w:val="ar_AE" w:bidi="ar_AE"/>
-        </w:rPr>
-      </w:r>
-    </w:p>
-    <w:p>
-      <w:pPr>
-        <w:bidi/>
-      </w:pPr>
-      <w:r>
-        <w:rPr>
-          <w:lang w:val="ar_AE" w:bidi="ar_AE"/>
-        </w:rPr>
-      </w:r>
-      <w:r>
-        <w:rPr>
-          <w:vertAlign w:val="superscript"/>
-          <w:lang w:val="ar_AE" w:bidi="ar_AE"/>
-        </w:rPr>
-        <w:t>10</w:t>
-      </w:r>
-      <w:r>
-        <w:rPr>
-          <w:lang w:val="ar_AE" w:bidi="ar_AE"/>
-        </w:rPr>
-        <w:t xml:space="preserve"> فَإِنَّنَا أَيْضًا حِينَ كُنَّا عِنْدَكُمْ، أَوْصَيْنَاكُمْ بِهَذَا: «أَنَّهُ إِنْ كَانَ أَحَدٌ لَا يُرِيدُ أَنْ يَشْتَغِلَ فَلَا يَأْكُلْ أَيْضًا».</w:t>
-      </w:r>
-      <w:r>
-        <w:rPr>
-          <w:lang w:val="ar_AE" w:bidi="ar_AE"/>
-        </w:rPr>
-      </w:r>
-      <w:r>
-        <w:rPr>
-          <w:lang w:val="ar_AE" w:bidi="ar_AE"/>
-        </w:rPr>
-      </w:r>
-    </w:p>
-    <w:p>
-      <w:pPr>
-        <w:bidi/>
-      </w:pPr>
-      <w:r>
-        <w:rPr>
-          <w:lang w:val="ar_AE" w:bidi="ar_AE"/>
-        </w:rPr>
-      </w:r>
-    </w:p>
-    <w:p>
-      <w:pPr>
-        <w:bidi/>
-      </w:pPr>
-      <w:r>
-        <w:rPr>
-          <w:lang w:val="ar_AE" w:bidi="ar_AE"/>
-        </w:rPr>
-      </w:r>
-      <w:r>
-        <w:rPr>
-          <w:vertAlign w:val="superscript"/>
-          <w:lang w:val="ar_AE" w:bidi="ar_AE"/>
-        </w:rPr>
-        <w:t>11</w:t>
-      </w:r>
-      <w:r>
-        <w:rPr>
-          <w:lang w:val="ar_AE" w:bidi="ar_AE"/>
-        </w:rPr>
-        <w:t xml:space="preserve"> لِأَنَّنَا نَسْمَعُ أَنَّ قَوْمًا يَسْلُكُونَ بَيْنَكُمْ بِلَا تَرْتِيبٍ، لَا يَشْتَغِلُونَ شَيْئًا بَلْ هُمْ فُضُولِيُّونَ.</w:t>
-      </w:r>
-      <w:r>
-        <w:rPr>
-          <w:lang w:val="ar_AE" w:bidi="ar_AE"/>
-        </w:rPr>
-      </w:r>
-      <w:r>
-        <w:rPr>
-          <w:lang w:val="ar_AE" w:bidi="ar_AE"/>
-        </w:rPr>
-      </w:r>
-    </w:p>
-    <w:p>
-      <w:pPr>
-        <w:bidi/>
-      </w:pPr>
-      <w:r>
-        <w:rPr>
-          <w:lang w:val="ar_AE" w:bidi="ar_AE"/>
-        </w:rPr>
-      </w:r>
-    </w:p>
-    <w:p>
-      <w:pPr>
-        <w:bidi/>
-      </w:pPr>
-      <w:r>
-        <w:rPr>
-          <w:lang w:val="ar_AE" w:bidi="ar_AE"/>
-        </w:rPr>
-      </w:r>
-      <w:r>
-        <w:rPr>
-          <w:vertAlign w:val="superscript"/>
-          <w:lang w:val="ar_AE" w:bidi="ar_AE"/>
-        </w:rPr>
-        <w:t>12</w:t>
-      </w:r>
-      <w:r>
-        <w:rPr>
-          <w:lang w:val="ar_AE" w:bidi="ar_AE"/>
-        </w:rPr>
-        <w:t xml:space="preserve"> فَمِثْلُ هَؤُلَاءِ نُوصِيهِمْ وَنَعِظُهُمْ بِرَبِّنَا يَسُوعَ ٱلْمَسِيحِ أَنْ يَشْتَغِلُوا بِهُدُوءٍ، وَيَأْكُلُوا خُبْزَ أَنْفُسِهِمْ.</w:t>
-      </w:r>
-      <w:r>
-        <w:rPr>
-          <w:lang w:val="ar_AE" w:bidi="ar_AE"/>
-        </w:rPr>
-      </w:r>
-      <w:r>
-        <w:rPr>
-          <w:lang w:val="ar_AE" w:bidi="ar_AE"/>
-        </w:rPr>
-      </w:r>
-    </w:p>
-    <w:p>
-      <w:pPr>
-        <w:bidi/>
-      </w:pPr>
-      <w:r>
-        <w:rPr>
-          <w:lang w:val="ar_AE" w:bidi="ar_AE"/>
-        </w:rPr>
-      </w:r>
-    </w:p>
-    <w:p>
-      <w:pPr>
-        <w:bidi/>
-      </w:pPr>
-      <w:r>
-        <w:rPr>
-          <w:lang w:val="ar_AE" w:bidi="ar_AE"/>
-        </w:rPr>
-      </w:r>
-      <w:r>
-        <w:rPr>
-          <w:vertAlign w:val="superscript"/>
-          <w:lang w:val="ar_AE" w:bidi="ar_AE"/>
-        </w:rPr>
-        <w:t>13</w:t>
-      </w:r>
-      <w:r>
-        <w:rPr>
-          <w:lang w:val="ar_AE" w:bidi="ar_AE"/>
-        </w:rPr>
-        <w:t xml:space="preserve"> أَمَّا أَنْتُمْ أَيُّهَا ٱلْإِخْوَةُ فَلَا تَفْشَلُوا فِي عَمَلِ ٱلْخَيْرِ.</w:t>
-      </w:r>
-      <w:r>
-        <w:rPr>
-          <w:lang w:val="ar_AE" w:bidi="ar_AE"/>
-        </w:rPr>
-      </w:r>
-      <w:r>
-        <w:rPr>
-          <w:lang w:val="ar_AE" w:bidi="ar_AE"/>
-        </w:rPr>
-      </w:r>
-    </w:p>
-    <w:p>
-      <w:pPr>
-        <w:bidi/>
-      </w:pPr>
-      <w:r>
-        <w:rPr>
-          <w:lang w:val="ar_AE" w:bidi="ar_AE"/>
-        </w:rPr>
-      </w:r>
-    </w:p>
-    <w:p>
-      <w:pPr>
-        <w:bidi/>
-      </w:pPr>
-      <w:r>
-        <w:rPr>
-          <w:lang w:val="ar_AE" w:bidi="ar_AE"/>
-        </w:rPr>
-      </w:r>
-      <w:r>
-        <w:rPr>
-          <w:vertAlign w:val="superscript"/>
-          <w:lang w:val="ar_AE" w:bidi="ar_AE"/>
-        </w:rPr>
-        <w:t>14</w:t>
-      </w:r>
-      <w:r>
-        <w:rPr>
-          <w:lang w:val="ar_AE" w:bidi="ar_AE"/>
-        </w:rPr>
-        <w:t xml:space="preserve"> وَإِنْ كَانَ أَحَدٌ لَا يُطِيعُ كَلَامَنَا بِٱلرِّسَالَةِ، فَسِمُوا هَذَا وَلَا تُخَالِطُوهُ لِكَيْ يَخْجَلَ،</w:t>
-      </w:r>
-      <w:r>
-        <w:rPr>
-          <w:lang w:val="ar_AE" w:bidi="ar_AE"/>
-        </w:rPr>
-      </w:r>
-      <w:r>
-        <w:rPr>
-          <w:lang w:val="ar_AE" w:bidi="ar_AE"/>
-        </w:rPr>
-      </w:r>
-    </w:p>
-    <w:p>
-      <w:pPr>
-        <w:bidi/>
-      </w:pPr>
-      <w:r>
-        <w:rPr>
-          <w:lang w:val="ar_AE" w:bidi="ar_AE"/>
-        </w:rPr>
-      </w:r>
-    </w:p>
-    <w:p>
-      <w:pPr>
-        <w:bidi/>
-      </w:pPr>
-      <w:r>
-        <w:rPr>
-          <w:lang w:val="ar_AE" w:bidi="ar_AE"/>
-        </w:rPr>
-      </w:r>
-      <w:r>
-        <w:rPr>
-          <w:vertAlign w:val="superscript"/>
-          <w:lang w:val="ar_AE" w:bidi="ar_AE"/>
-        </w:rPr>
-        <w:t>15</w:t>
-      </w:r>
-      <w:r>
-        <w:rPr>
-          <w:lang w:val="ar_AE" w:bidi="ar_AE"/>
-        </w:rPr>
-        <w:t xml:space="preserve"> وَلَكِنْ لَا تَحْسِبُوهُ كَعَدُوٍّ، بَلْ أَنْذِرُوهُ كَأَخٍ.</w:t>
-      </w:r>
-      <w:r>
-        <w:rPr>
-          <w:lang w:val="ar_AE" w:bidi="ar_AE"/>
-        </w:rPr>
-      </w:r>
-      <w:r>
-        <w:rPr>
-          <w:lang w:val="ar_AE" w:bidi="ar_AE"/>
-        </w:rPr>
-      </w:r>
-    </w:p>
-    <w:p>
-      <w:pPr>
-        <w:bidi/>
-      </w:pPr>
-      <w:r>
-        <w:rPr>
-          <w:lang w:val="ar_AE" w:bidi="ar_AE"/>
-        </w:rPr>
-      </w:r>
-    </w:p>
-    <w:p>
-      <w:pPr>
-        <w:bidi/>
-      </w:pPr>
-      <w:r>
-        <w:rPr>
-          <w:lang w:val="ar_AE" w:bidi="ar_AE"/>
-        </w:rPr>
-      </w:r>
-      <w:r>
-        <w:rPr>
-          <w:vertAlign w:val="superscript"/>
-          <w:lang w:val="ar_AE" w:bidi="ar_AE"/>
-        </w:rPr>
-        <w:t>16</w:t>
-      </w:r>
-      <w:r>
-        <w:rPr>
-          <w:lang w:val="ar_AE" w:bidi="ar_AE"/>
-        </w:rPr>
-        <w:t xml:space="preserve"> وَرَبُّ ٱلسَّلَامِ نَفْسُهُ يُعْطِيكُمُ ٱلسَّلَامَ دَائِمًا مِنْ كُلِّ وَجْهٍ. ٱلرَّبُّ مَعَ جَمِيعِكُمْ.</w:t>
-      </w:r>
-      <w:r>
-        <w:rPr>
-          <w:lang w:val="ar_AE" w:bidi="ar_AE"/>
-        </w:rPr>
-      </w:r>
-      <w:r>
-        <w:rPr>
-          <w:lang w:val="ar_AE" w:bidi="ar_AE"/>
-        </w:rPr>
-      </w:r>
-    </w:p>
-    <w:p>
-      <w:pPr>
-        <w:bidi/>
-      </w:pPr>
-      <w:r>
-        <w:rPr>
-          <w:lang w:val="ar_AE" w:bidi="ar_AE"/>
-        </w:rPr>
-      </w:r>
-    </w:p>
-    <w:p>
-      <w:pPr>
-        <w:bidi/>
-      </w:pPr>
-      <w:r>
-        <w:rPr>
-          <w:lang w:val="ar_AE" w:bidi="ar_AE"/>
-        </w:rPr>
-      </w:r>
-      <w:r>
-        <w:rPr>
-          <w:vertAlign w:val="superscript"/>
-          <w:lang w:val="ar_AE" w:bidi="ar_AE"/>
-        </w:rPr>
-        <w:t>17</w:t>
-      </w:r>
-      <w:r>
-        <w:rPr>
-          <w:lang w:val="ar_AE" w:bidi="ar_AE"/>
-        </w:rPr>
-        <w:t xml:space="preserve"> اَلسَّلَامُ بِيَدِي أَنَا بُولُسَ، ٱلَّذِي هُوَ عَلَامَةٌ فِي كُلِّ رِسَالَةٍ. هَكَذَا أَنَا أَكْتُبُ.</w:t>
-      </w:r>
-      <w:r>
-        <w:rPr>
-          <w:lang w:val="ar_AE" w:bidi="ar_AE"/>
-        </w:rPr>
-      </w:r>
-      <w:r>
-        <w:rPr>
-          <w:lang w:val="ar_AE" w:bidi="ar_AE"/>
-        </w:rPr>
-      </w:r>
-    </w:p>
-    <w:p>
-      <w:pPr>
-        <w:bidi/>
-      </w:pPr>
-      <w:r>
-        <w:rPr>
-          <w:lang w:val="ar_AE" w:bidi="ar_AE"/>
-        </w:rPr>
-      </w:r>
-    </w:p>
-    <w:p>
-      <w:pPr>
-        <w:bidi/>
-      </w:pPr>
-      <w:r>
-        <w:rPr>
-          <w:lang w:val="ar_AE" w:bidi="ar_AE"/>
-        </w:rPr>
-      </w:r>
-      <w:r>
-        <w:rPr>
-          <w:vertAlign w:val="superscript"/>
+          <w:rtl/>
+          <w:cs/>
           <w:lang w:val="ar_AE" w:bidi="ar_AE"/>
         </w:rPr>
         <w:t>18</w:t>
       </w:r>
       <w:r>
         <w:rPr>
+          <w:rtl/>
+          <w:cs/>
           <w:lang w:val="ar_AE" w:bidi="ar_AE"/>
         </w:rPr>
         <w:t xml:space="preserve"> نِعْمَةُ رَبِّنَا يَسُوعَ ٱلْمَسِيحِ مَعَ جَمِيعِكُمْ. آمِينَ.</w:t>
-      </w:r>
-      <w:r>
-        <w:rPr>
-          <w:lang w:val="ar_AE" w:bidi="ar_AE"/>
-        </w:rPr>
-      </w:r>
-      <w:r>
-        <w:rPr>
-          <w:lang w:val="ar_AE" w:bidi="ar_AE"/>
-        </w:rPr>
       </w:r>
     </w:p>
     <w:sectPr>
